--- a/Fase 1/Evidencias Individuales/1.1Gabriela_Antúnez_APT122_AutoevaluacionCompetenciasFase1.docx
+++ b/Fase 1/Evidencias Individuales/1.1Gabriela_Antúnez_APT122_AutoevaluacionCompetenciasFase1.docx
@@ -1772,6 +1772,48 @@
           </w:p>
         </w:tc>
         <w:tc>
+          <w:tcPr>
+            <w:tcBorders>
+              <w:top w:color="bfbfbf" w:space="0" w:sz="5" w:val="single"/>
+              <w:left w:color="bfbfbf" w:space="0" w:sz="5" w:val="single"/>
+              <w:bottom w:color="bfbfbf" w:space="0" w:sz="5" w:val="single"/>
+              <w:right w:color="bfbfbf" w:space="0" w:sz="5" w:val="single"/>
+            </w:tcBorders>
+            <w:shd w:fill="f2f2f2" w:val="clear"/>
+            <w:tcMar>
+              <w:top w:w="0.0" w:type="dxa"/>
+              <w:left w:w="100.0" w:type="dxa"/>
+              <w:bottom w:w="0.0" w:type="dxa"/>
+              <w:right w:w="100.0" w:type="dxa"/>
+            </w:tcMar>
+            <w:vAlign w:val="top"/>
+          </w:tcPr>
+          <w:p>
+            <w:pPr>
+              <w:spacing w:after="160" w:line="259.00079999999997" w:lineRule="auto"/>
+              <w:jc w:val="both"/>
+              <w:rPr>
+                <w:sz w:val="24"/>
+                <w:szCs w:val="24"/>
+              </w:rPr>
+            </w:pPr>
+            <w:r>
+              <w:rPr>
+                <w:sz w:val="24"/>
+                <w:szCs w:val="24"/>
+                <w:rtl w:val="0"/>
+              </w:rPr>
+              <w:t xml:space="preserve">Gabriela Millaray Antunez Torres</w:t>
+            </w:r>
+          </w:p>
+        </w:tc>
+      </w:tr>
+      <w:tr>
+        <w:trPr>
+          <w:cantSplit w:val="0"/>
+          <w:tblHeader w:val="0"/>
+        </w:trPr>
+        <w:tc>
           <w:tcPr/>
           <w:p>
             <w:pPr>
@@ -1808,8 +1850,62 @@
             </w:pPr>
             <w:r>
               <w:rPr>
-                <w:rtl w:val="0"/>
-              </w:rPr>
+                <w:rFonts w:ascii="Calibri" w:cs="Calibri" w:eastAsia="Calibri" w:hAnsi="Calibri"/>
+                <w:b w:val="0"/>
+                <w:bCs w:val="0"/>
+                <w:i w:val="0"/>
+                <w:iCs w:val="0"/>
+                <w:smallCaps w:val="0"/>
+                <w:strike w:val="0"/>
+                <w:color w:val="000000"/>
+                <w:sz w:val="24"/>
+                <w:szCs w:val="24"/>
+                <w:u w:val="none"/>
+                <w:shd w:fill="auto" w:val="clear"/>
+                <w:vertAlign w:val="baseline"/>
+                <w:rtl w:val="0"/>
+              </w:rPr>
+              <w:t xml:space="preserve">Plan de Estudio</w:t>
+            </w:r>
+            <w:r>
+              <w:rPr>
+                <w:rtl w:val="0"/>
+              </w:rPr>
+            </w:r>
+          </w:p>
+        </w:tc>
+        <w:tc>
+          <w:tcPr>
+            <w:tcBorders>
+              <w:top w:color="bfbfbf" w:space="0" w:sz="5" w:val="single"/>
+              <w:left w:color="bfbfbf" w:space="0" w:sz="5" w:val="single"/>
+              <w:bottom w:color="bfbfbf" w:space="0" w:sz="5" w:val="single"/>
+              <w:right w:color="bfbfbf" w:space="0" w:sz="5" w:val="single"/>
+            </w:tcBorders>
+            <w:tcMar>
+              <w:top w:w="0.0" w:type="dxa"/>
+              <w:left w:w="100.0" w:type="dxa"/>
+              <w:bottom w:w="0.0" w:type="dxa"/>
+              <w:right w:w="100.0" w:type="dxa"/>
+            </w:tcMar>
+            <w:vAlign w:val="top"/>
+          </w:tcPr>
+          <w:p>
+            <w:pPr>
+              <w:spacing w:after="160" w:line="259.00079999999997" w:lineRule="auto"/>
+              <w:jc w:val="both"/>
+              <w:rPr>
+                <w:sz w:val="24"/>
+                <w:szCs w:val="24"/>
+              </w:rPr>
+            </w:pPr>
+            <w:r>
+              <w:rPr>
+                <w:sz w:val="24"/>
+                <w:szCs w:val="24"/>
+                <w:rtl w:val="0"/>
+              </w:rPr>
+              <w:t xml:space="preserve">Ingeniería en Informática 1446114-2131</w:t>
             </w:r>
           </w:p>
         </w:tc>
@@ -1871,163 +1967,48 @@
                 <w:vertAlign w:val="baseline"/>
                 <w:rtl w:val="0"/>
               </w:rPr>
-              <w:t xml:space="preserve">Plan de Estudio</w:t>
-            </w:r>
-            <w:r>
-              <w:rPr>
-                <w:rtl w:val="0"/>
-              </w:rPr>
-            </w:r>
-          </w:p>
-        </w:tc>
-        <w:tc>
-          <w:tcPr/>
-          <w:p>
-            <w:pPr>
-              <w:keepNext w:val="0"/>
-              <w:keepLines w:val="0"/>
-              <w:pageBreakBefore w:val="0"/>
-              <w:widowControl w:val="1"/>
-              <w:pBdr>
-                <w:top w:space="0" w:sz="0" w:val="nil"/>
-                <w:left w:space="0" w:sz="0" w:val="nil"/>
-                <w:bottom w:space="0" w:sz="0" w:val="nil"/>
-                <w:right w:space="0" w:sz="0" w:val="nil"/>
-                <w:between w:space="0" w:sz="0" w:val="nil"/>
-              </w:pBdr>
-              <w:shd w:fill="auto" w:val="clear"/>
-              <w:spacing w:after="160" w:before="0" w:line="259" w:lineRule="auto"/>
-              <w:ind w:left="0" w:right="0" w:firstLine="0"/>
+              <w:t xml:space="preserve">Año de ingreso</w:t>
+            </w:r>
+            <w:r>
+              <w:rPr>
+                <w:rtl w:val="0"/>
+              </w:rPr>
+            </w:r>
+          </w:p>
+        </w:tc>
+        <w:tc>
+          <w:tcPr>
+            <w:tcBorders>
+              <w:top w:color="bfbfbf" w:space="0" w:sz="5" w:val="single"/>
+              <w:left w:color="bfbfbf" w:space="0" w:sz="5" w:val="single"/>
+              <w:bottom w:color="bfbfbf" w:space="0" w:sz="5" w:val="single"/>
+              <w:right w:color="bfbfbf" w:space="0" w:sz="5" w:val="single"/>
+            </w:tcBorders>
+            <w:shd w:fill="f2f2f2" w:val="clear"/>
+            <w:tcMar>
+              <w:top w:w="0.0" w:type="dxa"/>
+              <w:left w:w="100.0" w:type="dxa"/>
+              <w:bottom w:w="0.0" w:type="dxa"/>
+              <w:right w:w="100.0" w:type="dxa"/>
+            </w:tcMar>
+            <w:vAlign w:val="top"/>
+          </w:tcPr>
+          <w:p>
+            <w:pPr>
+              <w:spacing w:after="160" w:line="259.00079999999997" w:lineRule="auto"/>
               <w:jc w:val="both"/>
               <w:rPr>
-                <w:rFonts w:ascii="Calibri" w:cs="Calibri" w:eastAsia="Calibri" w:hAnsi="Calibri"/>
-                <w:b w:val="0"/>
-                <w:bCs w:val="0"/>
-                <w:i w:val="0"/>
-                <w:iCs w:val="0"/>
-                <w:smallCaps w:val="0"/>
-                <w:strike w:val="0"/>
-                <w:color w:val="767171"/>
                 <w:sz w:val="24"/>
                 <w:szCs w:val="24"/>
-                <w:u w:val="none"/>
-                <w:shd w:fill="auto" w:val="clear"/>
-                <w:vertAlign w:val="baseline"/>
-              </w:rPr>
-            </w:pPr>
-            <w:r>
-              <w:rPr>
-                <w:rtl w:val="0"/>
-              </w:rPr>
-            </w:r>
-          </w:p>
-        </w:tc>
-      </w:tr>
-      <w:tr>
-        <w:trPr>
-          <w:cantSplit w:val="0"/>
-          <w:tblHeader w:val="0"/>
-        </w:trPr>
-        <w:tc>
-          <w:tcPr/>
-          <w:p>
-            <w:pPr>
-              <w:keepNext w:val="0"/>
-              <w:keepLines w:val="0"/>
-              <w:pageBreakBefore w:val="0"/>
-              <w:widowControl w:val="1"/>
-              <w:pBdr>
-                <w:top w:space="0" w:sz="0" w:val="nil"/>
-                <w:left w:space="0" w:sz="0" w:val="nil"/>
-                <w:bottom w:space="0" w:sz="0" w:val="nil"/>
-                <w:right w:space="0" w:sz="0" w:val="nil"/>
-                <w:between w:space="0" w:sz="0" w:val="nil"/>
-              </w:pBdr>
-              <w:shd w:fill="auto" w:val="clear"/>
-              <w:spacing w:after="160" w:before="0" w:line="259" w:lineRule="auto"/>
-              <w:ind w:left="0" w:right="0" w:firstLine="0"/>
-              <w:jc w:val="both"/>
-              <w:rPr>
-                <w:rFonts w:ascii="Calibri" w:cs="Calibri" w:eastAsia="Calibri" w:hAnsi="Calibri"/>
-                <w:b w:val="0"/>
-                <w:bCs w:val="0"/>
-                <w:i w:val="0"/>
-                <w:iCs w:val="0"/>
-                <w:smallCaps w:val="0"/>
-                <w:strike w:val="0"/>
-                <w:color w:val="767171"/>
+              </w:rPr>
+            </w:pPr>
+            <w:r>
+              <w:rPr>
                 <w:sz w:val="24"/>
                 <w:szCs w:val="24"/>
-                <w:u w:val="none"/>
-                <w:shd w:fill="auto" w:val="clear"/>
-                <w:vertAlign w:val="baseline"/>
-              </w:rPr>
-            </w:pPr>
-            <w:r>
-              <w:rPr>
-                <w:rFonts w:ascii="Calibri" w:cs="Calibri" w:eastAsia="Calibri" w:hAnsi="Calibri"/>
-                <w:b w:val="0"/>
-                <w:bCs w:val="0"/>
-                <w:i w:val="0"/>
-                <w:iCs w:val="0"/>
-                <w:smallCaps w:val="0"/>
-                <w:strike w:val="0"/>
-                <w:color w:val="000000"/>
-                <w:sz w:val="24"/>
-                <w:szCs w:val="24"/>
-                <w:u w:val="none"/>
-                <w:shd w:fill="auto" w:val="clear"/>
-                <w:vertAlign w:val="baseline"/>
-                <w:rtl w:val="0"/>
-              </w:rPr>
-              <w:t xml:space="preserve">Año de ingreso</w:t>
-            </w:r>
-            <w:r>
-              <w:rPr>
-                <w:rtl w:val="0"/>
-              </w:rPr>
-            </w:r>
-          </w:p>
-        </w:tc>
-        <w:tc>
-          <w:tcPr/>
-          <w:p>
-            <w:pPr>
-              <w:keepNext w:val="0"/>
-              <w:keepLines w:val="0"/>
-              <w:pageBreakBefore w:val="0"/>
-              <w:widowControl w:val="1"/>
-              <w:pBdr>
-                <w:top w:space="0" w:sz="0" w:val="nil"/>
-                <w:left w:space="0" w:sz="0" w:val="nil"/>
-                <w:bottom w:space="0" w:sz="0" w:val="nil"/>
-                <w:right w:space="0" w:sz="0" w:val="nil"/>
-                <w:between w:space="0" w:sz="0" w:val="nil"/>
-              </w:pBdr>
-              <w:shd w:fill="auto" w:val="clear"/>
-              <w:spacing w:after="160" w:before="0" w:line="259" w:lineRule="auto"/>
-              <w:ind w:left="0" w:right="0" w:firstLine="0"/>
-              <w:jc w:val="both"/>
-              <w:rPr>
-                <w:rFonts w:ascii="Calibri" w:cs="Calibri" w:eastAsia="Calibri" w:hAnsi="Calibri"/>
-                <w:b w:val="0"/>
-                <w:bCs w:val="0"/>
-                <w:i w:val="0"/>
-                <w:iCs w:val="0"/>
-                <w:smallCaps w:val="0"/>
-                <w:strike w:val="0"/>
-                <w:color w:val="767171"/>
-                <w:sz w:val="24"/>
-                <w:szCs w:val="24"/>
-                <w:u w:val="none"/>
-                <w:shd w:fill="auto" w:val="clear"/>
-                <w:vertAlign w:val="baseline"/>
-              </w:rPr>
-            </w:pPr>
-            <w:r>
-              <w:rPr>
-                <w:rtl w:val="0"/>
-              </w:rPr>
+                <w:rtl w:val="0"/>
+              </w:rPr>
+              <w:t xml:space="preserve">2020</w:t>
             </w:r>
           </w:p>
         </w:tc>
@@ -2195,6 +2176,12 @@
         <w:tc>
           <w:tcPr>
             <w:vMerge w:val="restart"/>
+            <w:tcBorders>
+              <w:top w:color="000000" w:space="0" w:sz="4" w:val="single"/>
+              <w:left w:color="000000" w:space="0" w:sz="4" w:val="single"/>
+              <w:bottom w:color="000000" w:space="0" w:sz="4" w:val="single"/>
+              <w:right w:color="000000" w:space="0" w:sz="4" w:val="single"/>
+            </w:tcBorders>
             <w:vAlign w:val="center"/>
           </w:tcPr>
           <w:p>
@@ -2203,16 +2190,12 @@
               <w:rPr>
                 <w:b w:val="1"/>
                 <w:bCs w:val="1"/>
-                <w:sz w:val="18"/>
-                <w:szCs w:val="18"/>
               </w:rPr>
             </w:pPr>
             <w:r>
               <w:rPr>
                 <w:b w:val="1"/>
                 <w:bCs w:val="1"/>
-                <w:sz w:val="18"/>
-                <w:szCs w:val="18"/>
                 <w:rtl w:val="0"/>
               </w:rPr>
               <w:t xml:space="preserve">Competencias Perfil de egreso</w:t>
@@ -2222,6 +2205,12 @@
         <w:tc>
           <w:tcPr>
             <w:gridSpan w:val="5"/>
+            <w:tcBorders>
+              <w:top w:color="000000" w:space="0" w:sz="4" w:val="single"/>
+              <w:left w:color="000000" w:space="0" w:sz="4" w:val="single"/>
+              <w:bottom w:color="000000" w:space="0" w:sz="4" w:val="single"/>
+              <w:right w:color="000000" w:space="0" w:sz="4" w:val="single"/>
+            </w:tcBorders>
             <w:vAlign w:val="center"/>
           </w:tcPr>
           <w:p>
@@ -2230,16 +2219,12 @@
               <w:rPr>
                 <w:b w:val="1"/>
                 <w:bCs w:val="1"/>
-                <w:sz w:val="18"/>
-                <w:szCs w:val="18"/>
               </w:rPr>
             </w:pPr>
             <w:r>
               <w:rPr>
                 <w:b w:val="1"/>
                 <w:bCs w:val="1"/>
-                <w:sz w:val="18"/>
-                <w:szCs w:val="18"/>
                 <w:rtl w:val="0"/>
               </w:rPr>
               <w:t xml:space="preserve">Nivel de logro</w:t>
@@ -2249,6 +2234,12 @@
         <w:tc>
           <w:tcPr>
             <w:vMerge w:val="restart"/>
+            <w:tcBorders>
+              <w:top w:color="000000" w:space="0" w:sz="4" w:val="single"/>
+              <w:left w:color="000000" w:space="0" w:sz="4" w:val="single"/>
+              <w:bottom w:color="000000" w:space="0" w:sz="4" w:val="single"/>
+              <w:right w:color="000000" w:space="0" w:sz="4" w:val="single"/>
+            </w:tcBorders>
             <w:vAlign w:val="center"/>
           </w:tcPr>
           <w:p>
@@ -2257,8 +2248,6 @@
               <w:rPr>
                 <w:b w:val="1"/>
                 <w:bCs w:val="1"/>
-                <w:sz w:val="18"/>
-                <w:szCs w:val="18"/>
               </w:rPr>
             </w:pPr>
             <w:bookmarkStart w:colFirst="0" w:colLast="0" w:name="_heading=h.xzsr8ho6n500" w:id="1"/>
@@ -2267,8 +2256,6 @@
               <w:rPr>
                 <w:b w:val="1"/>
                 <w:bCs w:val="1"/>
-                <w:sz w:val="18"/>
-                <w:szCs w:val="18"/>
                 <w:rtl w:val="0"/>
               </w:rPr>
               <w:t xml:space="preserve">Comentarios</w:t>
@@ -2285,6 +2272,12 @@
         <w:tc>
           <w:tcPr>
             <w:vMerge w:val="continue"/>
+            <w:tcBorders>
+              <w:top w:color="000000" w:space="0" w:sz="4" w:val="single"/>
+              <w:left w:color="000000" w:space="0" w:sz="4" w:val="single"/>
+              <w:bottom w:color="000000" w:space="0" w:sz="5" w:val="single"/>
+              <w:right w:color="000000" w:space="0" w:sz="4" w:val="single"/>
+            </w:tcBorders>
             <w:vAlign w:val="center"/>
           </w:tcPr>
           <w:p>
@@ -2320,6 +2313,12 @@
         </w:tc>
         <w:tc>
           <w:tcPr>
+            <w:tcBorders>
+              <w:top w:color="000000" w:space="0" w:sz="4" w:val="single"/>
+              <w:left w:color="000000" w:space="0" w:sz="4" w:val="single"/>
+              <w:bottom w:color="000000" w:space="0" w:sz="5" w:val="single"/>
+              <w:right w:color="000000" w:space="0" w:sz="4" w:val="single"/>
+            </w:tcBorders>
             <w:vAlign w:val="center"/>
           </w:tcPr>
           <w:p>
@@ -2346,6 +2345,12 @@
         </w:tc>
         <w:tc>
           <w:tcPr>
+            <w:tcBorders>
+              <w:top w:color="000000" w:space="0" w:sz="4" w:val="single"/>
+              <w:left w:color="000000" w:space="0" w:sz="4" w:val="single"/>
+              <w:bottom w:color="000000" w:space="0" w:sz="5" w:val="single"/>
+              <w:right w:color="000000" w:space="0" w:sz="4" w:val="single"/>
+            </w:tcBorders>
             <w:vAlign w:val="center"/>
           </w:tcPr>
           <w:p>
@@ -2372,6 +2377,12 @@
         </w:tc>
         <w:tc>
           <w:tcPr>
+            <w:tcBorders>
+              <w:top w:color="000000" w:space="0" w:sz="4" w:val="single"/>
+              <w:left w:color="000000" w:space="0" w:sz="4" w:val="single"/>
+              <w:bottom w:color="000000" w:space="0" w:sz="5" w:val="single"/>
+              <w:right w:color="000000" w:space="0" w:sz="4" w:val="single"/>
+            </w:tcBorders>
             <w:vAlign w:val="center"/>
           </w:tcPr>
           <w:p>
@@ -2397,6 +2408,12 @@
         </w:tc>
         <w:tc>
           <w:tcPr>
+            <w:tcBorders>
+              <w:top w:color="000000" w:space="0" w:sz="4" w:val="single"/>
+              <w:left w:color="000000" w:space="0" w:sz="4" w:val="single"/>
+              <w:bottom w:color="000000" w:space="0" w:sz="5" w:val="single"/>
+              <w:right w:color="000000" w:space="0" w:sz="4" w:val="single"/>
+            </w:tcBorders>
             <w:vAlign w:val="center"/>
           </w:tcPr>
           <w:p>
@@ -2423,6 +2440,12 @@
         </w:tc>
         <w:tc>
           <w:tcPr>
+            <w:tcBorders>
+              <w:top w:color="000000" w:space="0" w:sz="4" w:val="single"/>
+              <w:left w:color="000000" w:space="0" w:sz="4" w:val="single"/>
+              <w:bottom w:color="000000" w:space="0" w:sz="5" w:val="single"/>
+              <w:right w:color="000000" w:space="0" w:sz="4" w:val="single"/>
+            </w:tcBorders>
             <w:vAlign w:val="center"/>
           </w:tcPr>
           <w:p>
@@ -2450,6 +2473,12 @@
         <w:tc>
           <w:tcPr>
             <w:vMerge w:val="continue"/>
+            <w:tcBorders>
+              <w:top w:color="000000" w:space="0" w:sz="4" w:val="single"/>
+              <w:left w:color="000000" w:space="0" w:sz="4" w:val="single"/>
+              <w:bottom w:color="000000" w:space="0" w:sz="4" w:val="single"/>
+              <w:right w:color="000000" w:space="0" w:sz="4" w:val="single"/>
+            </w:tcBorders>
             <w:vAlign w:val="center"/>
           </w:tcPr>
           <w:p>
@@ -2491,136 +2520,207 @@
           <w:tblHeader w:val="0"/>
         </w:trPr>
         <w:tc>
-          <w:tcPr/>
+          <w:tcPr>
+            <w:tcBorders>
+              <w:top w:color="000000" w:space="0" w:sz="5" w:val="single"/>
+              <w:left w:color="000000" w:space="0" w:sz="5" w:val="single"/>
+              <w:bottom w:color="000000" w:space="0" w:sz="5" w:val="single"/>
+              <w:right w:color="000000" w:space="0" w:sz="5" w:val="single"/>
+            </w:tcBorders>
+            <w:tcMar>
+              <w:top w:w="0.0" w:type="dxa"/>
+              <w:left w:w="100.0" w:type="dxa"/>
+              <w:bottom w:w="0.0" w:type="dxa"/>
+              <w:right w:w="100.0" w:type="dxa"/>
+            </w:tcMar>
+            <w:vAlign w:val="top"/>
+          </w:tcPr>
           <w:p>
             <w:pPr>
               <w:jc w:val="center"/>
-              <w:rPr>
-                <w:b w:val="1"/>
-                <w:bCs w:val="1"/>
-                <w:color w:val="ff0000"/>
-                <w:sz w:val="18"/>
-                <w:szCs w:val="18"/>
-              </w:rPr>
-            </w:pPr>
-            <w:r>
-              <w:rPr>
-                <w:rtl w:val="0"/>
-              </w:rPr>
-            </w:r>
-          </w:p>
-        </w:tc>
-        <w:tc>
-          <w:tcPr/>
+              <w:rPr/>
+            </w:pPr>
+            <w:r>
+              <w:rPr>
+                <w:rtl w:val="0"/>
+              </w:rPr>
+              <w:t xml:space="preserve">Ofrecer propuestas de solución informática analizando de forma integral los procesos de acuerdo a los requerimientos de la organización.</w:t>
+            </w:r>
+            <w:r>
+              <w:rPr>
+                <w:rtl w:val="0"/>
+              </w:rPr>
+            </w:r>
+          </w:p>
+        </w:tc>
+        <w:tc>
+          <w:tcPr>
+            <w:tcBorders>
+              <w:top w:color="000000" w:space="0" w:sz="5" w:val="single"/>
+              <w:left w:color="000000" w:space="0" w:sz="5" w:val="single"/>
+              <w:bottom w:color="000000" w:space="0" w:sz="5" w:val="single"/>
+              <w:right w:color="000000" w:space="0" w:sz="5" w:val="single"/>
+            </w:tcBorders>
+            <w:tcMar>
+              <w:top w:w="0.0" w:type="dxa"/>
+              <w:left w:w="100.0" w:type="dxa"/>
+              <w:bottom w:w="0.0" w:type="dxa"/>
+              <w:right w:w="100.0" w:type="dxa"/>
+            </w:tcMar>
+            <w:vAlign w:val="top"/>
+          </w:tcPr>
           <w:p>
             <w:pPr>
               <w:jc w:val="center"/>
-              <w:rPr>
-                <w:b w:val="1"/>
-                <w:bCs w:val="1"/>
-                <w:sz w:val="18"/>
-                <w:szCs w:val="18"/>
-              </w:rPr>
-            </w:pPr>
-            <w:r>
-              <w:rPr>
-                <w:rtl w:val="0"/>
-              </w:rPr>
-            </w:r>
-          </w:p>
-        </w:tc>
-        <w:tc>
-          <w:tcPr/>
-          <w:p>
-            <w:pPr>
+              <w:rPr/>
+            </w:pPr>
+            <w:r>
+              <w:rPr>
+                <w:rtl w:val="0"/>
+              </w:rPr>
+            </w:r>
+          </w:p>
+        </w:tc>
+        <w:tc>
+          <w:tcPr>
+            <w:tcBorders>
+              <w:top w:color="000000" w:space="0" w:sz="5" w:val="single"/>
+              <w:left w:color="000000" w:space="0" w:sz="5" w:val="single"/>
+              <w:bottom w:color="000000" w:space="0" w:sz="5" w:val="single"/>
+              <w:right w:color="000000" w:space="0" w:sz="5" w:val="single"/>
+            </w:tcBorders>
+            <w:tcMar>
+              <w:top w:w="0.0" w:type="dxa"/>
+              <w:left w:w="100.0" w:type="dxa"/>
+              <w:bottom w:w="0.0" w:type="dxa"/>
+              <w:right w:w="100.0" w:type="dxa"/>
+            </w:tcMar>
+            <w:vAlign w:val="top"/>
+          </w:tcPr>
+          <w:p>
+            <w:pPr>
+              <w:spacing w:after="160" w:line="259.00079999999997" w:lineRule="auto"/>
               <w:jc w:val="center"/>
-              <w:rPr>
-                <w:b w:val="1"/>
-                <w:bCs w:val="1"/>
-                <w:sz w:val="18"/>
-                <w:szCs w:val="18"/>
-              </w:rPr>
-            </w:pPr>
-            <w:r>
-              <w:rPr>
-                <w:rtl w:val="0"/>
-              </w:rPr>
-            </w:r>
-          </w:p>
-        </w:tc>
-        <w:tc>
-          <w:tcPr/>
+              <w:rPr/>
+            </w:pPr>
+            <w:r>
+              <w:rPr>
+                <w:rtl w:val="0"/>
+              </w:rPr>
+              <w:t xml:space="preserve">X</w:t>
+            </w:r>
+          </w:p>
+        </w:tc>
+        <w:tc>
+          <w:tcPr>
+            <w:tcBorders>
+              <w:top w:color="000000" w:space="0" w:sz="5" w:val="single"/>
+              <w:left w:color="000000" w:space="0" w:sz="5" w:val="single"/>
+              <w:bottom w:color="000000" w:space="0" w:sz="5" w:val="single"/>
+              <w:right w:color="000000" w:space="0" w:sz="5" w:val="single"/>
+            </w:tcBorders>
+            <w:tcMar>
+              <w:top w:w="0.0" w:type="dxa"/>
+              <w:left w:w="100.0" w:type="dxa"/>
+              <w:bottom w:w="0.0" w:type="dxa"/>
+              <w:right w:w="100.0" w:type="dxa"/>
+            </w:tcMar>
+            <w:vAlign w:val="top"/>
+          </w:tcPr>
           <w:p>
             <w:pPr>
               <w:jc w:val="center"/>
-              <w:rPr>
-                <w:b w:val="1"/>
-                <w:bCs w:val="1"/>
-                <w:sz w:val="18"/>
-                <w:szCs w:val="18"/>
-              </w:rPr>
-            </w:pPr>
-            <w:r>
-              <w:rPr>
-                <w:rtl w:val="0"/>
-              </w:rPr>
-            </w:r>
-          </w:p>
-        </w:tc>
-        <w:tc>
-          <w:tcPr/>
+              <w:rPr/>
+            </w:pPr>
+            <w:r>
+              <w:rPr>
+                <w:rtl w:val="0"/>
+              </w:rPr>
+            </w:r>
+          </w:p>
+        </w:tc>
+        <w:tc>
+          <w:tcPr>
+            <w:tcBorders>
+              <w:top w:color="000000" w:space="0" w:sz="5" w:val="single"/>
+              <w:left w:color="000000" w:space="0" w:sz="5" w:val="single"/>
+              <w:bottom w:color="000000" w:space="0" w:sz="5" w:val="single"/>
+              <w:right w:color="000000" w:space="0" w:sz="5" w:val="single"/>
+            </w:tcBorders>
+            <w:tcMar>
+              <w:top w:w="0.0" w:type="dxa"/>
+              <w:left w:w="100.0" w:type="dxa"/>
+              <w:bottom w:w="0.0" w:type="dxa"/>
+              <w:right w:w="100.0" w:type="dxa"/>
+            </w:tcMar>
+            <w:vAlign w:val="top"/>
+          </w:tcPr>
           <w:p>
             <w:pPr>
               <w:jc w:val="center"/>
-              <w:rPr>
-                <w:b w:val="1"/>
-                <w:bCs w:val="1"/>
-                <w:sz w:val="18"/>
-                <w:szCs w:val="18"/>
-              </w:rPr>
-            </w:pPr>
-            <w:r>
-              <w:rPr>
-                <w:rtl w:val="0"/>
-              </w:rPr>
-            </w:r>
-          </w:p>
-        </w:tc>
-        <w:tc>
-          <w:tcPr/>
+              <w:rPr/>
+            </w:pPr>
+            <w:r>
+              <w:rPr>
+                <w:rtl w:val="0"/>
+              </w:rPr>
+            </w:r>
+          </w:p>
+        </w:tc>
+        <w:tc>
+          <w:tcPr>
+            <w:tcBorders>
+              <w:top w:color="000000" w:space="0" w:sz="5" w:val="single"/>
+              <w:left w:color="000000" w:space="0" w:sz="5" w:val="single"/>
+              <w:bottom w:color="000000" w:space="0" w:sz="5" w:val="single"/>
+              <w:right w:color="000000" w:space="0" w:sz="4" w:val="single"/>
+            </w:tcBorders>
+            <w:tcMar>
+              <w:top w:w="0.0" w:type="dxa"/>
+              <w:left w:w="100.0" w:type="dxa"/>
+              <w:bottom w:w="0.0" w:type="dxa"/>
+              <w:right w:w="100.0" w:type="dxa"/>
+            </w:tcMar>
+            <w:vAlign w:val="top"/>
+          </w:tcPr>
           <w:p>
             <w:pPr>
               <w:jc w:val="center"/>
-              <w:rPr>
-                <w:b w:val="1"/>
-                <w:bCs w:val="1"/>
-                <w:sz w:val="18"/>
-                <w:szCs w:val="18"/>
-              </w:rPr>
-            </w:pPr>
-            <w:r>
-              <w:rPr>
-                <w:rtl w:val="0"/>
-              </w:rPr>
-            </w:r>
-          </w:p>
-        </w:tc>
-        <w:tc>
-          <w:tcPr/>
+              <w:rPr/>
+            </w:pPr>
+            <w:r>
+              <w:rPr>
+                <w:rtl w:val="0"/>
+              </w:rPr>
+            </w:r>
+          </w:p>
+        </w:tc>
+        <w:tc>
+          <w:tcPr>
+            <w:tcBorders>
+              <w:top w:color="000000" w:space="0" w:sz="4" w:val="single"/>
+              <w:left w:color="000000" w:space="0" w:sz="4" w:val="single"/>
+              <w:bottom w:color="000000" w:space="0" w:sz="4" w:val="single"/>
+              <w:right w:color="000000" w:space="0" w:sz="4" w:val="single"/>
+            </w:tcBorders>
+            <w:tcMar>
+              <w:top w:w="100.0" w:type="dxa"/>
+              <w:left w:w="100.0" w:type="dxa"/>
+              <w:bottom w:w="100.0" w:type="dxa"/>
+              <w:right w:w="100.0" w:type="dxa"/>
+            </w:tcMar>
+            <w:vAlign w:val="top"/>
+          </w:tcPr>
           <w:p>
             <w:pPr>
               <w:jc w:val="center"/>
-              <w:rPr>
-                <w:b w:val="1"/>
-                <w:bCs w:val="1"/>
-                <w:sz w:val="18"/>
-                <w:szCs w:val="18"/>
-              </w:rPr>
-            </w:pPr>
-            <w:r>
-              <w:rPr>
-                <w:rtl w:val="0"/>
-              </w:rPr>
+              <w:rPr/>
+            </w:pPr>
+            <w:r>
+              <w:rPr>
+                <w:rtl w:val="0"/>
+              </w:rPr>
+              <w:t xml:space="preserve">Tengo gran capacidad para levantar requerimientos y proponer arquitecturas viables, pero busco afinar mi visión en estrategias de negocio a nivel gerencial.</w:t>
             </w:r>
           </w:p>
         </w:tc>
@@ -2632,136 +2732,207 @@
           <w:tblHeader w:val="0"/>
         </w:trPr>
         <w:tc>
-          <w:tcPr/>
-          <w:p>
-            <w:pPr>
+          <w:tcPr>
+            <w:tcBorders>
+              <w:top w:color="000000" w:space="0" w:sz="5" w:val="single"/>
+              <w:left w:color="000000" w:space="0" w:sz="5" w:val="single"/>
+              <w:bottom w:color="000000" w:space="0" w:sz="5" w:val="single"/>
+              <w:right w:color="000000" w:space="0" w:sz="5" w:val="single"/>
+            </w:tcBorders>
+            <w:tcMar>
+              <w:top w:w="0.0" w:type="dxa"/>
+              <w:left w:w="100.0" w:type="dxa"/>
+              <w:bottom w:w="0.0" w:type="dxa"/>
+              <w:right w:w="100.0" w:type="dxa"/>
+            </w:tcMar>
+            <w:vAlign w:val="top"/>
+          </w:tcPr>
+          <w:p>
+            <w:pPr>
+              <w:spacing w:after="160" w:line="259.00079999999997" w:lineRule="auto"/>
               <w:jc w:val="center"/>
-              <w:rPr>
-                <w:b w:val="1"/>
-                <w:bCs w:val="1"/>
-                <w:color w:val="ff0000"/>
-                <w:sz w:val="18"/>
-                <w:szCs w:val="18"/>
-              </w:rPr>
-            </w:pPr>
-            <w:r>
-              <w:rPr>
-                <w:rtl w:val="0"/>
-              </w:rPr>
-            </w:r>
-          </w:p>
-        </w:tc>
-        <w:tc>
-          <w:tcPr/>
-          <w:p>
-            <w:pPr>
+              <w:rPr/>
+            </w:pPr>
+            <w:r>
+              <w:rPr>
+                <w:rtl w:val="0"/>
+              </w:rPr>
+              <w:t xml:space="preserve">Desarrollar una solución de software utilizando técnicas que permitan sistematizar el proceso de desarrollo y mantenimiento, asegurando el logro de los objetivos.</w:t>
+            </w:r>
+          </w:p>
+        </w:tc>
+        <w:tc>
+          <w:tcPr>
+            <w:tcBorders>
+              <w:top w:color="000000" w:space="0" w:sz="5" w:val="single"/>
+              <w:left w:color="000000" w:space="0" w:sz="5" w:val="single"/>
+              <w:bottom w:color="000000" w:space="0" w:sz="5" w:val="single"/>
+              <w:right w:color="000000" w:space="0" w:sz="5" w:val="single"/>
+            </w:tcBorders>
+            <w:tcMar>
+              <w:top w:w="0.0" w:type="dxa"/>
+              <w:left w:w="100.0" w:type="dxa"/>
+              <w:bottom w:w="0.0" w:type="dxa"/>
+              <w:right w:w="100.0" w:type="dxa"/>
+            </w:tcMar>
+            <w:vAlign w:val="top"/>
+          </w:tcPr>
+          <w:p>
+            <w:pPr>
+              <w:spacing w:after="160" w:line="259.00079999999997" w:lineRule="auto"/>
               <w:jc w:val="center"/>
-              <w:rPr>
-                <w:b w:val="1"/>
-                <w:bCs w:val="1"/>
-                <w:sz w:val="18"/>
-                <w:szCs w:val="18"/>
-              </w:rPr>
-            </w:pPr>
-            <w:r>
-              <w:rPr>
-                <w:rtl w:val="0"/>
-              </w:rPr>
-            </w:r>
-          </w:p>
-        </w:tc>
-        <w:tc>
-          <w:tcPr/>
+              <w:rPr/>
+            </w:pPr>
+            <w:r>
+              <w:rPr>
+                <w:rtl w:val="0"/>
+              </w:rPr>
+              <w:t xml:space="preserve">X</w:t>
+            </w:r>
+          </w:p>
+        </w:tc>
+        <w:tc>
+          <w:tcPr>
+            <w:tcBorders>
+              <w:top w:color="000000" w:space="0" w:sz="5" w:val="single"/>
+              <w:left w:color="000000" w:space="0" w:sz="5" w:val="single"/>
+              <w:bottom w:color="000000" w:space="0" w:sz="5" w:val="single"/>
+              <w:right w:color="000000" w:space="0" w:sz="5" w:val="single"/>
+            </w:tcBorders>
+            <w:tcMar>
+              <w:top w:w="0.0" w:type="dxa"/>
+              <w:left w:w="100.0" w:type="dxa"/>
+              <w:bottom w:w="0.0" w:type="dxa"/>
+              <w:right w:w="100.0" w:type="dxa"/>
+            </w:tcMar>
+            <w:vAlign w:val="top"/>
+          </w:tcPr>
           <w:p>
             <w:pPr>
               <w:jc w:val="center"/>
-              <w:rPr>
-                <w:b w:val="1"/>
-                <w:bCs w:val="1"/>
-                <w:sz w:val="18"/>
-                <w:szCs w:val="18"/>
-              </w:rPr>
-            </w:pPr>
-            <w:r>
-              <w:rPr>
-                <w:rtl w:val="0"/>
-              </w:rPr>
-            </w:r>
-          </w:p>
-        </w:tc>
-        <w:tc>
-          <w:tcPr/>
-          <w:p>
-            <w:pPr>
+              <w:rPr/>
+            </w:pPr>
+            <w:r>
+              <w:rPr>
+                <w:rtl w:val="0"/>
+              </w:rPr>
+            </w:r>
+          </w:p>
+        </w:tc>
+        <w:tc>
+          <w:tcPr>
+            <w:tcBorders>
+              <w:top w:color="000000" w:space="0" w:sz="5" w:val="single"/>
+              <w:left w:color="000000" w:space="0" w:sz="5" w:val="single"/>
+              <w:bottom w:color="000000" w:space="0" w:sz="5" w:val="single"/>
+              <w:right w:color="000000" w:space="0" w:sz="5" w:val="single"/>
+            </w:tcBorders>
+            <w:tcMar>
+              <w:top w:w="0.0" w:type="dxa"/>
+              <w:left w:w="100.0" w:type="dxa"/>
+              <w:bottom w:w="0.0" w:type="dxa"/>
+              <w:right w:w="100.0" w:type="dxa"/>
+            </w:tcMar>
+            <w:vAlign w:val="top"/>
+          </w:tcPr>
+          <w:p>
+            <w:pPr>
+              <w:spacing w:after="160" w:line="259.00079999999997" w:lineRule="auto"/>
               <w:jc w:val="center"/>
-              <w:rPr>
-                <w:b w:val="1"/>
-                <w:bCs w:val="1"/>
-                <w:sz w:val="18"/>
-                <w:szCs w:val="18"/>
-              </w:rPr>
-            </w:pPr>
-            <w:r>
-              <w:rPr>
-                <w:rtl w:val="0"/>
-              </w:rPr>
-            </w:r>
-          </w:p>
-        </w:tc>
-        <w:tc>
-          <w:tcPr/>
-          <w:p>
-            <w:pPr>
+              <w:rPr/>
+            </w:pPr>
+            <w:r>
+              <w:rPr>
+                <w:rtl w:val="0"/>
+              </w:rPr>
+            </w:r>
+          </w:p>
+        </w:tc>
+        <w:tc>
+          <w:tcPr>
+            <w:tcBorders>
+              <w:top w:color="000000" w:space="0" w:sz="5" w:val="single"/>
+              <w:left w:color="000000" w:space="0" w:sz="5" w:val="single"/>
+              <w:bottom w:color="000000" w:space="0" w:sz="5" w:val="single"/>
+              <w:right w:color="000000" w:space="0" w:sz="5" w:val="single"/>
+            </w:tcBorders>
+            <w:tcMar>
+              <w:top w:w="0.0" w:type="dxa"/>
+              <w:left w:w="100.0" w:type="dxa"/>
+              <w:bottom w:w="0.0" w:type="dxa"/>
+              <w:right w:w="100.0" w:type="dxa"/>
+            </w:tcMar>
+            <w:vAlign w:val="top"/>
+          </w:tcPr>
+          <w:p>
+            <w:pPr>
+              <w:spacing w:after="160" w:line="259.00079999999997" w:lineRule="auto"/>
               <w:jc w:val="center"/>
-              <w:rPr>
-                <w:b w:val="1"/>
-                <w:bCs w:val="1"/>
-                <w:sz w:val="18"/>
-                <w:szCs w:val="18"/>
-              </w:rPr>
-            </w:pPr>
-            <w:r>
-              <w:rPr>
-                <w:rtl w:val="0"/>
-              </w:rPr>
-            </w:r>
-          </w:p>
-        </w:tc>
-        <w:tc>
-          <w:tcPr/>
-          <w:p>
-            <w:pPr>
+              <w:rPr/>
+            </w:pPr>
+            <w:r>
+              <w:rPr>
+                <w:rtl w:val="0"/>
+              </w:rPr>
+            </w:r>
+          </w:p>
+        </w:tc>
+        <w:tc>
+          <w:tcPr>
+            <w:tcBorders>
+              <w:top w:color="000000" w:space="0" w:sz="5" w:val="single"/>
+              <w:left w:color="000000" w:space="0" w:sz="5" w:val="single"/>
+              <w:bottom w:color="000000" w:space="0" w:sz="5" w:val="single"/>
+              <w:right w:color="000000" w:space="0" w:sz="5" w:val="single"/>
+            </w:tcBorders>
+            <w:tcMar>
+              <w:top w:w="0.0" w:type="dxa"/>
+              <w:left w:w="100.0" w:type="dxa"/>
+              <w:bottom w:w="0.0" w:type="dxa"/>
+              <w:right w:w="100.0" w:type="dxa"/>
+            </w:tcMar>
+            <w:vAlign w:val="top"/>
+          </w:tcPr>
+          <w:p>
+            <w:pPr>
+              <w:spacing w:after="160" w:line="259.00079999999997" w:lineRule="auto"/>
               <w:jc w:val="center"/>
-              <w:rPr>
-                <w:b w:val="1"/>
-                <w:bCs w:val="1"/>
-                <w:sz w:val="18"/>
-                <w:szCs w:val="18"/>
-              </w:rPr>
-            </w:pPr>
-            <w:r>
-              <w:rPr>
-                <w:rtl w:val="0"/>
-              </w:rPr>
-            </w:r>
-          </w:p>
-        </w:tc>
-        <w:tc>
-          <w:tcPr/>
-          <w:p>
-            <w:pPr>
+              <w:rPr/>
+            </w:pPr>
+            <w:r>
+              <w:rPr>
+                <w:rtl w:val="0"/>
+              </w:rPr>
+            </w:r>
+          </w:p>
+        </w:tc>
+        <w:tc>
+          <w:tcPr>
+            <w:tcBorders>
+              <w:top w:color="000000" w:space="0" w:sz="4" w:val="single"/>
+              <w:left w:color="000000" w:space="0" w:sz="5" w:val="single"/>
+              <w:bottom w:color="000000" w:space="0" w:sz="5" w:val="single"/>
+              <w:right w:color="000000" w:space="0" w:sz="5" w:val="single"/>
+            </w:tcBorders>
+            <w:tcMar>
+              <w:top w:w="0.0" w:type="dxa"/>
+              <w:left w:w="100.0" w:type="dxa"/>
+              <w:bottom w:w="0.0" w:type="dxa"/>
+              <w:right w:w="100.0" w:type="dxa"/>
+            </w:tcMar>
+            <w:vAlign w:val="top"/>
+          </w:tcPr>
+          <w:p>
+            <w:pPr>
+              <w:spacing w:after="160" w:line="259.00079999999997" w:lineRule="auto"/>
               <w:jc w:val="center"/>
-              <w:rPr>
-                <w:b w:val="1"/>
-                <w:bCs w:val="1"/>
-                <w:sz w:val="18"/>
-                <w:szCs w:val="18"/>
-              </w:rPr>
-            </w:pPr>
-            <w:r>
-              <w:rPr>
-                <w:rtl w:val="0"/>
-              </w:rPr>
+              <w:rPr/>
+            </w:pPr>
+            <w:r>
+              <w:rPr>
+                <w:rtl w:val="0"/>
+              </w:rPr>
+              <w:t xml:space="preserve">Domino el desarrollo con frameworks modernos (Django, APIs REST) y aplico principios de código limpio (SOLID, DRY) para entregar productos escalables y mantenibles.</w:t>
             </w:r>
           </w:p>
         </w:tc>
@@ -2773,135 +2944,207 @@
           <w:tblHeader w:val="0"/>
         </w:trPr>
         <w:tc>
-          <w:tcPr/>
-          <w:p>
-            <w:pPr>
+          <w:tcPr>
+            <w:tcBorders>
+              <w:top w:color="000000" w:space="0" w:sz="5" w:val="single"/>
+              <w:left w:color="000000" w:space="0" w:sz="5" w:val="single"/>
+              <w:bottom w:color="000000" w:space="0" w:sz="5" w:val="single"/>
+              <w:right w:color="000000" w:space="0" w:sz="5" w:val="single"/>
+            </w:tcBorders>
+            <w:tcMar>
+              <w:top w:w="0.0" w:type="dxa"/>
+              <w:left w:w="100.0" w:type="dxa"/>
+              <w:bottom w:w="0.0" w:type="dxa"/>
+              <w:right w:w="100.0" w:type="dxa"/>
+            </w:tcMar>
+            <w:vAlign w:val="top"/>
+          </w:tcPr>
+          <w:p>
+            <w:pPr>
+              <w:spacing w:after="160" w:line="259.00079999999997" w:lineRule="auto"/>
               <w:jc w:val="center"/>
-              <w:rPr>
-                <w:b w:val="1"/>
-                <w:bCs w:val="1"/>
-                <w:sz w:val="18"/>
-                <w:szCs w:val="18"/>
-              </w:rPr>
-            </w:pPr>
-            <w:r>
-              <w:rPr>
-                <w:rtl w:val="0"/>
-              </w:rPr>
-            </w:r>
-          </w:p>
-        </w:tc>
-        <w:tc>
-          <w:tcPr/>
-          <w:p>
-            <w:pPr>
+              <w:rPr/>
+            </w:pPr>
+            <w:r>
+              <w:rPr>
+                <w:rtl w:val="0"/>
+              </w:rPr>
+              <w:t xml:space="preserve">Construir Modelos de datos para soportar los requerimientos de la organización de acuerdo a un diseño definido y escalable en el tiempo.</w:t>
+            </w:r>
+          </w:p>
+        </w:tc>
+        <w:tc>
+          <w:tcPr>
+            <w:tcBorders>
+              <w:top w:color="000000" w:space="0" w:sz="5" w:val="single"/>
+              <w:left w:color="000000" w:space="0" w:sz="5" w:val="single"/>
+              <w:bottom w:color="000000" w:space="0" w:sz="5" w:val="single"/>
+              <w:right w:color="000000" w:space="0" w:sz="5" w:val="single"/>
+            </w:tcBorders>
+            <w:tcMar>
+              <w:top w:w="0.0" w:type="dxa"/>
+              <w:left w:w="100.0" w:type="dxa"/>
+              <w:bottom w:w="0.0" w:type="dxa"/>
+              <w:right w:w="100.0" w:type="dxa"/>
+            </w:tcMar>
+            <w:vAlign w:val="top"/>
+          </w:tcPr>
+          <w:p>
+            <w:pPr>
+              <w:spacing w:after="160" w:line="259.00079999999997" w:lineRule="auto"/>
               <w:jc w:val="center"/>
-              <w:rPr>
-                <w:b w:val="1"/>
-                <w:bCs w:val="1"/>
-                <w:sz w:val="18"/>
-                <w:szCs w:val="18"/>
-              </w:rPr>
-            </w:pPr>
-            <w:r>
-              <w:rPr>
-                <w:rtl w:val="0"/>
-              </w:rPr>
-            </w:r>
-          </w:p>
-        </w:tc>
-        <w:tc>
-          <w:tcPr/>
+              <w:rPr/>
+            </w:pPr>
+            <w:r>
+              <w:rPr>
+                <w:rtl w:val="0"/>
+              </w:rPr>
+              <w:t xml:space="preserve">X</w:t>
+            </w:r>
+          </w:p>
+        </w:tc>
+        <w:tc>
+          <w:tcPr>
+            <w:tcBorders>
+              <w:top w:color="000000" w:space="0" w:sz="5" w:val="single"/>
+              <w:left w:color="000000" w:space="0" w:sz="5" w:val="single"/>
+              <w:bottom w:color="000000" w:space="0" w:sz="5" w:val="single"/>
+              <w:right w:color="000000" w:space="0" w:sz="5" w:val="single"/>
+            </w:tcBorders>
+            <w:tcMar>
+              <w:top w:w="0.0" w:type="dxa"/>
+              <w:left w:w="100.0" w:type="dxa"/>
+              <w:bottom w:w="0.0" w:type="dxa"/>
+              <w:right w:w="100.0" w:type="dxa"/>
+            </w:tcMar>
+            <w:vAlign w:val="top"/>
+          </w:tcPr>
           <w:p>
             <w:pPr>
               <w:jc w:val="center"/>
-              <w:rPr>
-                <w:b w:val="1"/>
-                <w:bCs w:val="1"/>
-                <w:sz w:val="18"/>
-                <w:szCs w:val="18"/>
-              </w:rPr>
-            </w:pPr>
-            <w:r>
-              <w:rPr>
-                <w:rtl w:val="0"/>
-              </w:rPr>
-            </w:r>
-          </w:p>
-        </w:tc>
-        <w:tc>
-          <w:tcPr/>
-          <w:p>
-            <w:pPr>
+              <w:rPr/>
+            </w:pPr>
+            <w:r>
+              <w:rPr>
+                <w:rtl w:val="0"/>
+              </w:rPr>
+            </w:r>
+          </w:p>
+        </w:tc>
+        <w:tc>
+          <w:tcPr>
+            <w:tcBorders>
+              <w:top w:color="000000" w:space="0" w:sz="5" w:val="single"/>
+              <w:left w:color="000000" w:space="0" w:sz="5" w:val="single"/>
+              <w:bottom w:color="000000" w:space="0" w:sz="5" w:val="single"/>
+              <w:right w:color="000000" w:space="0" w:sz="5" w:val="single"/>
+            </w:tcBorders>
+            <w:tcMar>
+              <w:top w:w="0.0" w:type="dxa"/>
+              <w:left w:w="100.0" w:type="dxa"/>
+              <w:bottom w:w="0.0" w:type="dxa"/>
+              <w:right w:w="100.0" w:type="dxa"/>
+            </w:tcMar>
+            <w:vAlign w:val="top"/>
+          </w:tcPr>
+          <w:p>
+            <w:pPr>
+              <w:spacing w:after="160" w:line="259.00079999999997" w:lineRule="auto"/>
               <w:jc w:val="center"/>
-              <w:rPr>
-                <w:b w:val="1"/>
-                <w:bCs w:val="1"/>
-                <w:sz w:val="18"/>
-                <w:szCs w:val="18"/>
-              </w:rPr>
-            </w:pPr>
-            <w:r>
-              <w:rPr>
-                <w:rtl w:val="0"/>
-              </w:rPr>
-            </w:r>
-          </w:p>
-        </w:tc>
-        <w:tc>
-          <w:tcPr/>
-          <w:p>
-            <w:pPr>
+              <w:rPr/>
+            </w:pPr>
+            <w:r>
+              <w:rPr>
+                <w:rtl w:val="0"/>
+              </w:rPr>
+            </w:r>
+          </w:p>
+        </w:tc>
+        <w:tc>
+          <w:tcPr>
+            <w:tcBorders>
+              <w:top w:color="000000" w:space="0" w:sz="5" w:val="single"/>
+              <w:left w:color="000000" w:space="0" w:sz="5" w:val="single"/>
+              <w:bottom w:color="000000" w:space="0" w:sz="5" w:val="single"/>
+              <w:right w:color="000000" w:space="0" w:sz="5" w:val="single"/>
+            </w:tcBorders>
+            <w:tcMar>
+              <w:top w:w="0.0" w:type="dxa"/>
+              <w:left w:w="100.0" w:type="dxa"/>
+              <w:bottom w:w="0.0" w:type="dxa"/>
+              <w:right w:w="100.0" w:type="dxa"/>
+            </w:tcMar>
+            <w:vAlign w:val="top"/>
+          </w:tcPr>
+          <w:p>
+            <w:pPr>
+              <w:spacing w:after="160" w:line="259.00079999999997" w:lineRule="auto"/>
               <w:jc w:val="center"/>
-              <w:rPr>
-                <w:b w:val="1"/>
-                <w:bCs w:val="1"/>
-                <w:sz w:val="18"/>
-                <w:szCs w:val="18"/>
-              </w:rPr>
-            </w:pPr>
-            <w:r>
-              <w:rPr>
-                <w:rtl w:val="0"/>
-              </w:rPr>
-            </w:r>
-          </w:p>
-        </w:tc>
-        <w:tc>
-          <w:tcPr/>
-          <w:p>
-            <w:pPr>
+              <w:rPr/>
+            </w:pPr>
+            <w:r>
+              <w:rPr>
+                <w:rtl w:val="0"/>
+              </w:rPr>
+            </w:r>
+          </w:p>
+        </w:tc>
+        <w:tc>
+          <w:tcPr>
+            <w:tcBorders>
+              <w:top w:color="000000" w:space="0" w:sz="5" w:val="single"/>
+              <w:left w:color="000000" w:space="0" w:sz="5" w:val="single"/>
+              <w:bottom w:color="000000" w:space="0" w:sz="5" w:val="single"/>
+              <w:right w:color="000000" w:space="0" w:sz="5" w:val="single"/>
+            </w:tcBorders>
+            <w:tcMar>
+              <w:top w:w="0.0" w:type="dxa"/>
+              <w:left w:w="100.0" w:type="dxa"/>
+              <w:bottom w:w="0.0" w:type="dxa"/>
+              <w:right w:w="100.0" w:type="dxa"/>
+            </w:tcMar>
+            <w:vAlign w:val="top"/>
+          </w:tcPr>
+          <w:p>
+            <w:pPr>
+              <w:spacing w:after="160" w:line="259.00079999999997" w:lineRule="auto"/>
               <w:jc w:val="center"/>
-              <w:rPr>
-                <w:b w:val="1"/>
-                <w:bCs w:val="1"/>
-                <w:sz w:val="18"/>
-                <w:szCs w:val="18"/>
-              </w:rPr>
-            </w:pPr>
-            <w:r>
-              <w:rPr>
-                <w:rtl w:val="0"/>
-              </w:rPr>
-            </w:r>
-          </w:p>
-        </w:tc>
-        <w:tc>
-          <w:tcPr/>
-          <w:p>
-            <w:pPr>
+              <w:rPr/>
+            </w:pPr>
+            <w:r>
+              <w:rPr>
+                <w:rtl w:val="0"/>
+              </w:rPr>
+            </w:r>
+          </w:p>
+        </w:tc>
+        <w:tc>
+          <w:tcPr>
+            <w:tcBorders>
+              <w:top w:color="000000" w:space="0" w:sz="5" w:val="single"/>
+              <w:left w:color="000000" w:space="0" w:sz="5" w:val="single"/>
+              <w:bottom w:color="000000" w:space="0" w:sz="5" w:val="single"/>
+              <w:right w:color="000000" w:space="0" w:sz="5" w:val="single"/>
+            </w:tcBorders>
+            <w:tcMar>
+              <w:top w:w="0.0" w:type="dxa"/>
+              <w:left w:w="100.0" w:type="dxa"/>
+              <w:bottom w:w="0.0" w:type="dxa"/>
+              <w:right w:w="100.0" w:type="dxa"/>
+            </w:tcMar>
+            <w:vAlign w:val="top"/>
+          </w:tcPr>
+          <w:p>
+            <w:pPr>
+              <w:spacing w:after="160" w:line="259.00079999999997" w:lineRule="auto"/>
               <w:jc w:val="center"/>
-              <w:rPr>
-                <w:b w:val="1"/>
-                <w:bCs w:val="1"/>
-                <w:sz w:val="18"/>
-                <w:szCs w:val="18"/>
-              </w:rPr>
-            </w:pPr>
-            <w:r>
-              <w:rPr>
-                <w:rtl w:val="0"/>
-              </w:rPr>
+              <w:rPr/>
+            </w:pPr>
+            <w:r>
+              <w:rPr>
+                <w:rtl w:val="0"/>
+              </w:rPr>
+              <w:t xml:space="preserve">Poseo gran experiencia diseñando esquemas relacionales normalizados, optimizando consultas mediante ORMs y asegurando la integridad referencial.</w:t>
             </w:r>
           </w:p>
         </w:tc>
@@ -2913,135 +3156,206 @@
           <w:tblHeader w:val="0"/>
         </w:trPr>
         <w:tc>
-          <w:tcPr/>
-          <w:p>
-            <w:pPr>
+          <w:tcPr>
+            <w:tcBorders>
+              <w:top w:color="000000" w:space="0" w:sz="5" w:val="single"/>
+              <w:left w:color="000000" w:space="0" w:sz="5" w:val="single"/>
+              <w:bottom w:color="000000" w:space="0" w:sz="5" w:val="single"/>
+              <w:right w:color="000000" w:space="0" w:sz="5" w:val="single"/>
+            </w:tcBorders>
+            <w:tcMar>
+              <w:top w:w="0.0" w:type="dxa"/>
+              <w:left w:w="100.0" w:type="dxa"/>
+              <w:bottom w:w="0.0" w:type="dxa"/>
+              <w:right w:w="100.0" w:type="dxa"/>
+            </w:tcMar>
+            <w:vAlign w:val="top"/>
+          </w:tcPr>
+          <w:p>
+            <w:pPr>
+              <w:spacing w:after="160" w:line="259.00079999999997" w:lineRule="auto"/>
               <w:jc w:val="center"/>
-              <w:rPr>
-                <w:b w:val="1"/>
-                <w:bCs w:val="1"/>
-                <w:sz w:val="18"/>
-                <w:szCs w:val="18"/>
-              </w:rPr>
-            </w:pPr>
-            <w:r>
-              <w:rPr>
-                <w:rtl w:val="0"/>
-              </w:rPr>
-            </w:r>
-          </w:p>
-        </w:tc>
-        <w:tc>
-          <w:tcPr/>
+              <w:rPr/>
+            </w:pPr>
+            <w:r>
+              <w:rPr>
+                <w:rtl w:val="0"/>
+              </w:rPr>
+              <w:t xml:space="preserve">Construir programas y rutinas de variada complejidad para dar solución a requerimientos de la organización, acordes a tecnologías de mercado y utilizando buenas prácticas de codificación.</w:t>
+            </w:r>
+          </w:p>
+        </w:tc>
+        <w:tc>
+          <w:tcPr>
+            <w:tcBorders>
+              <w:top w:color="000000" w:space="0" w:sz="5" w:val="single"/>
+              <w:left w:color="000000" w:space="0" w:sz="5" w:val="single"/>
+              <w:bottom w:color="000000" w:space="0" w:sz="5" w:val="single"/>
+              <w:right w:color="000000" w:space="0" w:sz="5" w:val="single"/>
+            </w:tcBorders>
+            <w:tcMar>
+              <w:top w:w="0.0" w:type="dxa"/>
+              <w:left w:w="100.0" w:type="dxa"/>
+              <w:bottom w:w="0.0" w:type="dxa"/>
+              <w:right w:w="100.0" w:type="dxa"/>
+            </w:tcMar>
+            <w:vAlign w:val="top"/>
+          </w:tcPr>
           <w:p>
             <w:pPr>
               <w:jc w:val="center"/>
-              <w:rPr>
-                <w:b w:val="1"/>
-                <w:bCs w:val="1"/>
-                <w:sz w:val="18"/>
-                <w:szCs w:val="18"/>
-              </w:rPr>
-            </w:pPr>
-            <w:r>
-              <w:rPr>
-                <w:rtl w:val="0"/>
-              </w:rPr>
-            </w:r>
-          </w:p>
-        </w:tc>
-        <w:tc>
-          <w:tcPr/>
-          <w:p>
-            <w:pPr>
+              <w:rPr/>
+            </w:pPr>
+            <w:r>
+              <w:rPr>
+                <w:rtl w:val="0"/>
+              </w:rPr>
+              <w:t xml:space="preserve">X</w:t>
+            </w:r>
+          </w:p>
+        </w:tc>
+        <w:tc>
+          <w:tcPr>
+            <w:tcBorders>
+              <w:top w:color="000000" w:space="0" w:sz="5" w:val="single"/>
+              <w:left w:color="000000" w:space="0" w:sz="5" w:val="single"/>
+              <w:bottom w:color="000000" w:space="0" w:sz="5" w:val="single"/>
+              <w:right w:color="000000" w:space="0" w:sz="5" w:val="single"/>
+            </w:tcBorders>
+            <w:tcMar>
+              <w:top w:w="0.0" w:type="dxa"/>
+              <w:left w:w="100.0" w:type="dxa"/>
+              <w:bottom w:w="0.0" w:type="dxa"/>
+              <w:right w:w="100.0" w:type="dxa"/>
+            </w:tcMar>
+            <w:vAlign w:val="top"/>
+          </w:tcPr>
+          <w:p>
+            <w:pPr>
+              <w:spacing w:after="160" w:line="259.00079999999997" w:lineRule="auto"/>
               <w:jc w:val="center"/>
-              <w:rPr>
-                <w:b w:val="1"/>
-                <w:bCs w:val="1"/>
-                <w:sz w:val="18"/>
-                <w:szCs w:val="18"/>
-              </w:rPr>
-            </w:pPr>
-            <w:r>
-              <w:rPr>
-                <w:rtl w:val="0"/>
-              </w:rPr>
-            </w:r>
-          </w:p>
-        </w:tc>
-        <w:tc>
-          <w:tcPr/>
+              <w:rPr/>
+            </w:pPr>
+            <w:r>
+              <w:rPr>
+                <w:rtl w:val="0"/>
+              </w:rPr>
+            </w:r>
+          </w:p>
+        </w:tc>
+        <w:tc>
+          <w:tcPr>
+            <w:tcBorders>
+              <w:top w:color="000000" w:space="0" w:sz="5" w:val="single"/>
+              <w:left w:color="000000" w:space="0" w:sz="5" w:val="single"/>
+              <w:bottom w:color="000000" w:space="0" w:sz="5" w:val="single"/>
+              <w:right w:color="000000" w:space="0" w:sz="5" w:val="single"/>
+            </w:tcBorders>
+            <w:tcMar>
+              <w:top w:w="0.0" w:type="dxa"/>
+              <w:left w:w="100.0" w:type="dxa"/>
+              <w:bottom w:w="0.0" w:type="dxa"/>
+              <w:right w:w="100.0" w:type="dxa"/>
+            </w:tcMar>
+            <w:vAlign w:val="top"/>
+          </w:tcPr>
           <w:p>
             <w:pPr>
               <w:jc w:val="center"/>
-              <w:rPr>
-                <w:b w:val="1"/>
-                <w:bCs w:val="1"/>
-                <w:sz w:val="18"/>
-                <w:szCs w:val="18"/>
-              </w:rPr>
-            </w:pPr>
-            <w:r>
-              <w:rPr>
-                <w:rtl w:val="0"/>
-              </w:rPr>
-            </w:r>
-          </w:p>
-        </w:tc>
-        <w:tc>
-          <w:tcPr/>
-          <w:p>
-            <w:pPr>
+              <w:rPr/>
+            </w:pPr>
+            <w:r>
+              <w:rPr>
+                <w:rtl w:val="0"/>
+              </w:rPr>
+            </w:r>
+          </w:p>
+        </w:tc>
+        <w:tc>
+          <w:tcPr>
+            <w:tcBorders>
+              <w:top w:color="000000" w:space="0" w:sz="5" w:val="single"/>
+              <w:left w:color="000000" w:space="0" w:sz="5" w:val="single"/>
+              <w:bottom w:color="000000" w:space="0" w:sz="5" w:val="single"/>
+              <w:right w:color="000000" w:space="0" w:sz="5" w:val="single"/>
+            </w:tcBorders>
+            <w:tcMar>
+              <w:top w:w="0.0" w:type="dxa"/>
+              <w:left w:w="100.0" w:type="dxa"/>
+              <w:bottom w:w="0.0" w:type="dxa"/>
+              <w:right w:w="100.0" w:type="dxa"/>
+            </w:tcMar>
+            <w:vAlign w:val="top"/>
+          </w:tcPr>
+          <w:p>
+            <w:pPr>
+              <w:spacing w:after="160" w:line="259.00079999999997" w:lineRule="auto"/>
               <w:jc w:val="center"/>
-              <w:rPr>
-                <w:b w:val="1"/>
-                <w:bCs w:val="1"/>
-                <w:sz w:val="18"/>
-                <w:szCs w:val="18"/>
-              </w:rPr>
-            </w:pPr>
-            <w:r>
-              <w:rPr>
-                <w:rtl w:val="0"/>
-              </w:rPr>
-            </w:r>
-          </w:p>
-        </w:tc>
-        <w:tc>
-          <w:tcPr/>
-          <w:p>
-            <w:pPr>
+              <w:rPr/>
+            </w:pPr>
+            <w:r>
+              <w:rPr>
+                <w:rtl w:val="0"/>
+              </w:rPr>
+            </w:r>
+          </w:p>
+        </w:tc>
+        <w:tc>
+          <w:tcPr>
+            <w:tcBorders>
+              <w:top w:color="000000" w:space="0" w:sz="5" w:val="single"/>
+              <w:left w:color="000000" w:space="0" w:sz="5" w:val="single"/>
+              <w:bottom w:color="000000" w:space="0" w:sz="5" w:val="single"/>
+              <w:right w:color="000000" w:space="0" w:sz="5" w:val="single"/>
+            </w:tcBorders>
+            <w:tcMar>
+              <w:top w:w="0.0" w:type="dxa"/>
+              <w:left w:w="100.0" w:type="dxa"/>
+              <w:bottom w:w="0.0" w:type="dxa"/>
+              <w:right w:w="100.0" w:type="dxa"/>
+            </w:tcMar>
+            <w:vAlign w:val="top"/>
+          </w:tcPr>
+          <w:p>
+            <w:pPr>
+              <w:spacing w:after="160" w:line="259.00079999999997" w:lineRule="auto"/>
               <w:jc w:val="center"/>
-              <w:rPr>
-                <w:b w:val="1"/>
-                <w:bCs w:val="1"/>
-                <w:sz w:val="18"/>
-                <w:szCs w:val="18"/>
-              </w:rPr>
-            </w:pPr>
-            <w:r>
-              <w:rPr>
-                <w:rtl w:val="0"/>
-              </w:rPr>
-            </w:r>
-          </w:p>
-        </w:tc>
-        <w:tc>
-          <w:tcPr/>
-          <w:p>
-            <w:pPr>
+              <w:rPr/>
+            </w:pPr>
+            <w:r>
+              <w:rPr>
+                <w:rtl w:val="0"/>
+              </w:rPr>
+            </w:r>
+          </w:p>
+        </w:tc>
+        <w:tc>
+          <w:tcPr>
+            <w:tcBorders>
+              <w:top w:color="000000" w:space="0" w:sz="5" w:val="single"/>
+              <w:left w:color="000000" w:space="0" w:sz="5" w:val="single"/>
+              <w:bottom w:color="000000" w:space="0" w:sz="5" w:val="single"/>
+              <w:right w:color="000000" w:space="0" w:sz="5" w:val="single"/>
+            </w:tcBorders>
+            <w:tcMar>
+              <w:top w:w="0.0" w:type="dxa"/>
+              <w:left w:w="100.0" w:type="dxa"/>
+              <w:bottom w:w="0.0" w:type="dxa"/>
+              <w:right w:w="100.0" w:type="dxa"/>
+            </w:tcMar>
+            <w:vAlign w:val="top"/>
+          </w:tcPr>
+          <w:p>
+            <w:pPr>
+              <w:spacing w:after="160" w:line="259.00079999999997" w:lineRule="auto"/>
               <w:jc w:val="center"/>
-              <w:rPr>
-                <w:b w:val="1"/>
-                <w:bCs w:val="1"/>
-                <w:sz w:val="18"/>
-                <w:szCs w:val="18"/>
-              </w:rPr>
-            </w:pPr>
-            <w:r>
-              <w:rPr>
-                <w:rtl w:val="0"/>
-              </w:rPr>
+              <w:rPr/>
+            </w:pPr>
+            <w:r>
+              <w:rPr>
+                <w:rtl w:val="0"/>
+              </w:rPr>
+              <w:t xml:space="preserve">Escribo pruebas unitarias (ej. Pytest), pero requiero fortalecer la automatización de pruebas de integración y pipelines completos de CI/CD para un control de calidad total.</w:t>
             </w:r>
           </w:p>
         </w:tc>
@@ -3053,135 +3367,212 @@
           <w:tblHeader w:val="0"/>
         </w:trPr>
         <w:tc>
-          <w:tcPr/>
-          <w:p>
-            <w:pPr>
+          <w:tcPr>
+            <w:tcBorders>
+              <w:top w:color="000000" w:space="0" w:sz="5" w:val="single"/>
+              <w:left w:color="000000" w:space="0" w:sz="5" w:val="single"/>
+              <w:bottom w:color="000000" w:space="0" w:sz="5" w:val="single"/>
+              <w:right w:color="000000" w:space="0" w:sz="5" w:val="single"/>
+            </w:tcBorders>
+            <w:tcMar>
+              <w:top w:w="0.0" w:type="dxa"/>
+              <w:left w:w="100.0" w:type="dxa"/>
+              <w:bottom w:w="0.0" w:type="dxa"/>
+              <w:right w:w="100.0" w:type="dxa"/>
+            </w:tcMar>
+            <w:vAlign w:val="top"/>
+          </w:tcPr>
+          <w:p>
+            <w:pPr>
+              <w:spacing w:after="160" w:line="259.00079999999997" w:lineRule="auto"/>
               <w:jc w:val="center"/>
-              <w:rPr>
-                <w:b w:val="1"/>
-                <w:bCs w:val="1"/>
-                <w:sz w:val="18"/>
-                <w:szCs w:val="18"/>
-              </w:rPr>
-            </w:pPr>
-            <w:r>
-              <w:rPr>
-                <w:rtl w:val="0"/>
-              </w:rPr>
-            </w:r>
-          </w:p>
-        </w:tc>
-        <w:tc>
-          <w:tcPr/>
+              <w:rPr/>
+            </w:pPr>
+            <w:r>
+              <w:rPr>
+                <w:rtl w:val="0"/>
+              </w:rPr>
+              <w:t xml:space="preserve">Construir el modelo arquitectónico de una solución sistémica que soporte los procesos de negocio de acuerdo los requerimientos de la organización y estándares industria.</w:t>
+            </w:r>
+          </w:p>
+        </w:tc>
+        <w:tc>
+          <w:tcPr>
+            <w:tcBorders>
+              <w:top w:color="000000" w:space="0" w:sz="5" w:val="single"/>
+              <w:left w:color="000000" w:space="0" w:sz="5" w:val="single"/>
+              <w:bottom w:color="000000" w:space="0" w:sz="5" w:val="single"/>
+              <w:right w:color="000000" w:space="0" w:sz="5" w:val="single"/>
+            </w:tcBorders>
+            <w:tcMar>
+              <w:top w:w="0.0" w:type="dxa"/>
+              <w:left w:w="100.0" w:type="dxa"/>
+              <w:bottom w:w="0.0" w:type="dxa"/>
+              <w:right w:w="100.0" w:type="dxa"/>
+            </w:tcMar>
+            <w:vAlign w:val="top"/>
+          </w:tcPr>
           <w:p>
             <w:pPr>
               <w:jc w:val="center"/>
-              <w:rPr>
-                <w:b w:val="1"/>
-                <w:bCs w:val="1"/>
-                <w:sz w:val="18"/>
-                <w:szCs w:val="18"/>
-              </w:rPr>
-            </w:pPr>
-            <w:r>
-              <w:rPr>
-                <w:rtl w:val="0"/>
-              </w:rPr>
-            </w:r>
-          </w:p>
-        </w:tc>
-        <w:tc>
-          <w:tcPr/>
-          <w:p>
-            <w:pPr>
+              <w:rPr/>
+            </w:pPr>
+            <w:r>
+              <w:rPr>
+                <w:rtl w:val="0"/>
+              </w:rPr>
+            </w:r>
+          </w:p>
+        </w:tc>
+        <w:tc>
+          <w:tcPr>
+            <w:tcBorders>
+              <w:top w:color="000000" w:space="0" w:sz="5" w:val="single"/>
+              <w:left w:color="000000" w:space="0" w:sz="5" w:val="single"/>
+              <w:bottom w:color="000000" w:space="0" w:sz="5" w:val="single"/>
+              <w:right w:color="000000" w:space="0" w:sz="5" w:val="single"/>
+            </w:tcBorders>
+            <w:tcMar>
+              <w:top w:w="0.0" w:type="dxa"/>
+              <w:left w:w="100.0" w:type="dxa"/>
+              <w:bottom w:w="0.0" w:type="dxa"/>
+              <w:right w:w="100.0" w:type="dxa"/>
+            </w:tcMar>
+            <w:vAlign w:val="top"/>
+          </w:tcPr>
+          <w:p>
+            <w:pPr>
+              <w:spacing w:after="160" w:line="259.00079999999997" w:lineRule="auto"/>
               <w:jc w:val="center"/>
-              <w:rPr>
-                <w:b w:val="1"/>
-                <w:bCs w:val="1"/>
-                <w:sz w:val="18"/>
-                <w:szCs w:val="18"/>
-              </w:rPr>
-            </w:pPr>
-            <w:r>
-              <w:rPr>
-                <w:rtl w:val="0"/>
-              </w:rPr>
-            </w:r>
-          </w:p>
-        </w:tc>
-        <w:tc>
-          <w:tcPr/>
+              <w:rPr/>
+            </w:pPr>
+            <w:r>
+              <w:rPr>
+                <w:rtl w:val="0"/>
+              </w:rPr>
+              <w:t xml:space="preserve">X</w:t>
+            </w:r>
+          </w:p>
+        </w:tc>
+        <w:tc>
+          <w:tcPr>
+            <w:tcBorders>
+              <w:top w:color="000000" w:space="0" w:sz="5" w:val="single"/>
+              <w:left w:color="000000" w:space="0" w:sz="5" w:val="single"/>
+              <w:bottom w:color="000000" w:space="0" w:sz="5" w:val="single"/>
+              <w:right w:color="000000" w:space="0" w:sz="5" w:val="single"/>
+            </w:tcBorders>
+            <w:tcMar>
+              <w:top w:w="0.0" w:type="dxa"/>
+              <w:left w:w="100.0" w:type="dxa"/>
+              <w:bottom w:w="0.0" w:type="dxa"/>
+              <w:right w:w="100.0" w:type="dxa"/>
+            </w:tcMar>
+            <w:vAlign w:val="top"/>
+          </w:tcPr>
           <w:p>
             <w:pPr>
               <w:jc w:val="center"/>
-              <w:rPr>
-                <w:b w:val="1"/>
-                <w:bCs w:val="1"/>
-                <w:sz w:val="18"/>
-                <w:szCs w:val="18"/>
-              </w:rPr>
-            </w:pPr>
-            <w:r>
-              <w:rPr>
-                <w:rtl w:val="0"/>
-              </w:rPr>
-            </w:r>
-          </w:p>
-        </w:tc>
-        <w:tc>
-          <w:tcPr/>
-          <w:p>
-            <w:pPr>
+              <w:rPr/>
+            </w:pPr>
+            <w:r>
+              <w:rPr>
+                <w:rtl w:val="0"/>
+              </w:rPr>
+            </w:r>
+          </w:p>
+        </w:tc>
+        <w:tc>
+          <w:tcPr>
+            <w:tcBorders>
+              <w:top w:color="000000" w:space="0" w:sz="5" w:val="single"/>
+              <w:left w:color="000000" w:space="0" w:sz="5" w:val="single"/>
+              <w:bottom w:color="000000" w:space="0" w:sz="5" w:val="single"/>
+              <w:right w:color="000000" w:space="0" w:sz="5" w:val="single"/>
+            </w:tcBorders>
+            <w:tcMar>
+              <w:top w:w="0.0" w:type="dxa"/>
+              <w:left w:w="100.0" w:type="dxa"/>
+              <w:bottom w:w="0.0" w:type="dxa"/>
+              <w:right w:w="100.0" w:type="dxa"/>
+            </w:tcMar>
+            <w:vAlign w:val="top"/>
+          </w:tcPr>
+          <w:p>
+            <w:pPr>
+              <w:spacing w:after="160" w:line="259.00079999999997" w:lineRule="auto"/>
               <w:jc w:val="center"/>
-              <w:rPr>
-                <w:b w:val="1"/>
-                <w:bCs w:val="1"/>
-                <w:sz w:val="18"/>
-                <w:szCs w:val="18"/>
-              </w:rPr>
-            </w:pPr>
-            <w:r>
-              <w:rPr>
-                <w:rtl w:val="0"/>
-              </w:rPr>
-            </w:r>
-          </w:p>
-        </w:tc>
-        <w:tc>
-          <w:tcPr/>
-          <w:p>
-            <w:pPr>
+              <w:rPr/>
+            </w:pPr>
+            <w:r>
+              <w:rPr>
+                <w:rtl w:val="0"/>
+              </w:rPr>
+            </w:r>
+          </w:p>
+        </w:tc>
+        <w:tc>
+          <w:tcPr>
+            <w:tcBorders>
+              <w:top w:color="000000" w:space="0" w:sz="5" w:val="single"/>
+              <w:left w:color="000000" w:space="0" w:sz="5" w:val="single"/>
+              <w:bottom w:color="000000" w:space="0" w:sz="5" w:val="single"/>
+              <w:right w:color="000000" w:space="0" w:sz="5" w:val="single"/>
+            </w:tcBorders>
+            <w:tcMar>
+              <w:top w:w="0.0" w:type="dxa"/>
+              <w:left w:w="100.0" w:type="dxa"/>
+              <w:bottom w:w="0.0" w:type="dxa"/>
+              <w:right w:w="100.0" w:type="dxa"/>
+            </w:tcMar>
+            <w:vAlign w:val="top"/>
+          </w:tcPr>
+          <w:p>
+            <w:pPr>
+              <w:spacing w:after="160" w:line="259.00079999999997" w:lineRule="auto"/>
               <w:jc w:val="center"/>
-              <w:rPr>
-                <w:b w:val="1"/>
-                <w:bCs w:val="1"/>
-                <w:sz w:val="18"/>
-                <w:szCs w:val="18"/>
-              </w:rPr>
-            </w:pPr>
-            <w:r>
-              <w:rPr>
-                <w:rtl w:val="0"/>
-              </w:rPr>
-            </w:r>
-          </w:p>
-        </w:tc>
-        <w:tc>
-          <w:tcPr/>
-          <w:p>
-            <w:pPr>
+              <w:rPr/>
+            </w:pPr>
+            <w:r>
+              <w:rPr>
+                <w:rtl w:val="0"/>
+              </w:rPr>
+            </w:r>
+          </w:p>
+        </w:tc>
+        <w:tc>
+          <w:tcPr>
+            <w:tcBorders>
+              <w:top w:color="000000" w:space="0" w:sz="5" w:val="single"/>
+              <w:left w:color="000000" w:space="0" w:sz="5" w:val="single"/>
+              <w:bottom w:color="000000" w:space="0" w:sz="5" w:val="single"/>
+              <w:right w:color="000000" w:space="0" w:sz="5" w:val="single"/>
+            </w:tcBorders>
+            <w:tcMar>
+              <w:top w:w="0.0" w:type="dxa"/>
+              <w:left w:w="100.0" w:type="dxa"/>
+              <w:bottom w:w="0.0" w:type="dxa"/>
+              <w:right w:w="100.0" w:type="dxa"/>
+            </w:tcMar>
+            <w:vAlign w:val="top"/>
+          </w:tcPr>
+          <w:p>
+            <w:pPr>
+              <w:spacing w:after="160" w:line="259.00079999999997" w:lineRule="auto"/>
               <w:jc w:val="center"/>
-              <w:rPr>
-                <w:b w:val="1"/>
-                <w:bCs w:val="1"/>
-                <w:sz w:val="18"/>
-                <w:szCs w:val="18"/>
-              </w:rPr>
-            </w:pPr>
-            <w:r>
-              <w:rPr>
-                <w:rtl w:val="0"/>
-              </w:rPr>
+              <w:rPr/>
+            </w:pPr>
+            <w:r>
+              <w:rPr>
+                <w:rtl w:val="0"/>
+              </w:rPr>
+              <w:t xml:space="preserve">Estructuro</w:t>
+            </w:r>
+            <w:r>
+              <w:rPr>
+                <w:rtl w:val="0"/>
+              </w:rPr>
+              <w:t xml:space="preserve"> arquitecturas modulares eficientes, aunque sigo perfeccionando mis habilidades en microservicios y despliegues serverless avanzados.</w:t>
             </w:r>
           </w:p>
         </w:tc>
@@ -3193,135 +3584,212 @@
           <w:tblHeader w:val="0"/>
         </w:trPr>
         <w:tc>
-          <w:tcPr/>
-          <w:p>
-            <w:pPr>
+          <w:tcPr>
+            <w:tcBorders>
+              <w:top w:color="000000" w:space="0" w:sz="5" w:val="single"/>
+              <w:left w:color="000000" w:space="0" w:sz="5" w:val="single"/>
+              <w:bottom w:color="000000" w:space="0" w:sz="5" w:val="single"/>
+              <w:right w:color="000000" w:space="0" w:sz="5" w:val="single"/>
+            </w:tcBorders>
+            <w:tcMar>
+              <w:top w:w="0.0" w:type="dxa"/>
+              <w:left w:w="100.0" w:type="dxa"/>
+              <w:bottom w:w="0.0" w:type="dxa"/>
+              <w:right w:w="100.0" w:type="dxa"/>
+            </w:tcMar>
+            <w:vAlign w:val="top"/>
+          </w:tcPr>
+          <w:p>
+            <w:pPr>
+              <w:spacing w:after="160" w:line="259.00079999999997" w:lineRule="auto"/>
               <w:jc w:val="center"/>
-              <w:rPr>
-                <w:b w:val="1"/>
-                <w:bCs w:val="1"/>
-                <w:sz w:val="18"/>
-                <w:szCs w:val="18"/>
-              </w:rPr>
-            </w:pPr>
-            <w:r>
-              <w:rPr>
-                <w:rtl w:val="0"/>
-              </w:rPr>
-            </w:r>
-          </w:p>
-        </w:tc>
-        <w:tc>
-          <w:tcPr/>
+              <w:rPr/>
+            </w:pPr>
+            <w:r>
+              <w:rPr>
+                <w:rtl w:val="0"/>
+              </w:rPr>
+              <w:t xml:space="preserve">Resolver las vulnerabilidades sistémicas para asegurar que el software construido cumple las normas de seguridad exigidas por la industria</w:t>
+            </w:r>
+          </w:p>
+        </w:tc>
+        <w:tc>
+          <w:tcPr>
+            <w:tcBorders>
+              <w:top w:color="000000" w:space="0" w:sz="5" w:val="single"/>
+              <w:left w:color="000000" w:space="0" w:sz="5" w:val="single"/>
+              <w:bottom w:color="000000" w:space="0" w:sz="5" w:val="single"/>
+              <w:right w:color="000000" w:space="0" w:sz="5" w:val="single"/>
+            </w:tcBorders>
+            <w:tcMar>
+              <w:top w:w="0.0" w:type="dxa"/>
+              <w:left w:w="100.0" w:type="dxa"/>
+              <w:bottom w:w="0.0" w:type="dxa"/>
+              <w:right w:w="100.0" w:type="dxa"/>
+            </w:tcMar>
+            <w:vAlign w:val="top"/>
+          </w:tcPr>
           <w:p>
             <w:pPr>
               <w:jc w:val="center"/>
-              <w:rPr>
-                <w:b w:val="1"/>
-                <w:bCs w:val="1"/>
-                <w:sz w:val="18"/>
-                <w:szCs w:val="18"/>
-              </w:rPr>
-            </w:pPr>
-            <w:r>
-              <w:rPr>
-                <w:rtl w:val="0"/>
-              </w:rPr>
-            </w:r>
-          </w:p>
-        </w:tc>
-        <w:tc>
-          <w:tcPr/>
-          <w:p>
-            <w:pPr>
+              <w:rPr/>
+            </w:pPr>
+            <w:r>
+              <w:rPr>
+                <w:rtl w:val="0"/>
+              </w:rPr>
+              <w:t xml:space="preserve">X</w:t>
+            </w:r>
+          </w:p>
+        </w:tc>
+        <w:tc>
+          <w:tcPr>
+            <w:tcBorders>
+              <w:top w:color="000000" w:space="0" w:sz="5" w:val="single"/>
+              <w:left w:color="000000" w:space="0" w:sz="5" w:val="single"/>
+              <w:bottom w:color="000000" w:space="0" w:sz="5" w:val="single"/>
+              <w:right w:color="000000" w:space="0" w:sz="5" w:val="single"/>
+            </w:tcBorders>
+            <w:tcMar>
+              <w:top w:w="0.0" w:type="dxa"/>
+              <w:left w:w="100.0" w:type="dxa"/>
+              <w:bottom w:w="0.0" w:type="dxa"/>
+              <w:right w:w="100.0" w:type="dxa"/>
+            </w:tcMar>
+            <w:vAlign w:val="top"/>
+          </w:tcPr>
+          <w:p>
+            <w:pPr>
+              <w:spacing w:after="160" w:line="259.00079999999997" w:lineRule="auto"/>
               <w:jc w:val="center"/>
-              <w:rPr>
-                <w:b w:val="1"/>
-                <w:bCs w:val="1"/>
-                <w:sz w:val="18"/>
-                <w:szCs w:val="18"/>
-              </w:rPr>
-            </w:pPr>
-            <w:r>
-              <w:rPr>
-                <w:rtl w:val="0"/>
-              </w:rPr>
-            </w:r>
-          </w:p>
-        </w:tc>
-        <w:tc>
-          <w:tcPr/>
+              <w:rPr/>
+            </w:pPr>
+            <w:r>
+              <w:rPr>
+                <w:rtl w:val="0"/>
+              </w:rPr>
+            </w:r>
+          </w:p>
+        </w:tc>
+        <w:tc>
+          <w:tcPr>
+            <w:tcBorders>
+              <w:top w:color="000000" w:space="0" w:sz="5" w:val="single"/>
+              <w:left w:color="000000" w:space="0" w:sz="5" w:val="single"/>
+              <w:bottom w:color="000000" w:space="0" w:sz="5" w:val="single"/>
+              <w:right w:color="000000" w:space="0" w:sz="5" w:val="single"/>
+            </w:tcBorders>
+            <w:tcMar>
+              <w:top w:w="0.0" w:type="dxa"/>
+              <w:left w:w="100.0" w:type="dxa"/>
+              <w:bottom w:w="0.0" w:type="dxa"/>
+              <w:right w:w="100.0" w:type="dxa"/>
+            </w:tcMar>
+            <w:vAlign w:val="top"/>
+          </w:tcPr>
           <w:p>
             <w:pPr>
               <w:jc w:val="center"/>
-              <w:rPr>
-                <w:b w:val="1"/>
-                <w:bCs w:val="1"/>
-                <w:sz w:val="18"/>
-                <w:szCs w:val="18"/>
-              </w:rPr>
-            </w:pPr>
-            <w:r>
-              <w:rPr>
-                <w:rtl w:val="0"/>
-              </w:rPr>
-            </w:r>
-          </w:p>
-        </w:tc>
-        <w:tc>
-          <w:tcPr/>
-          <w:p>
-            <w:pPr>
+              <w:rPr/>
+            </w:pPr>
+            <w:r>
+              <w:rPr>
+                <w:rtl w:val="0"/>
+              </w:rPr>
+            </w:r>
+          </w:p>
+        </w:tc>
+        <w:tc>
+          <w:tcPr>
+            <w:tcBorders>
+              <w:top w:color="000000" w:space="0" w:sz="5" w:val="single"/>
+              <w:left w:color="000000" w:space="0" w:sz="5" w:val="single"/>
+              <w:bottom w:color="000000" w:space="0" w:sz="5" w:val="single"/>
+              <w:right w:color="000000" w:space="0" w:sz="5" w:val="single"/>
+            </w:tcBorders>
+            <w:tcMar>
+              <w:top w:w="0.0" w:type="dxa"/>
+              <w:left w:w="100.0" w:type="dxa"/>
+              <w:bottom w:w="0.0" w:type="dxa"/>
+              <w:right w:w="100.0" w:type="dxa"/>
+            </w:tcMar>
+            <w:vAlign w:val="top"/>
+          </w:tcPr>
+          <w:p>
+            <w:pPr>
+              <w:spacing w:after="160" w:line="259.00079999999997" w:lineRule="auto"/>
               <w:jc w:val="center"/>
-              <w:rPr>
-                <w:b w:val="1"/>
-                <w:bCs w:val="1"/>
-                <w:sz w:val="18"/>
-                <w:szCs w:val="18"/>
-              </w:rPr>
-            </w:pPr>
-            <w:r>
-              <w:rPr>
-                <w:rtl w:val="0"/>
-              </w:rPr>
-            </w:r>
-          </w:p>
-        </w:tc>
-        <w:tc>
-          <w:tcPr/>
-          <w:p>
-            <w:pPr>
+              <w:rPr/>
+            </w:pPr>
+            <w:r>
+              <w:rPr>
+                <w:rtl w:val="0"/>
+              </w:rPr>
+            </w:r>
+          </w:p>
+        </w:tc>
+        <w:tc>
+          <w:tcPr>
+            <w:tcBorders>
+              <w:top w:color="000000" w:space="0" w:sz="5" w:val="single"/>
+              <w:left w:color="000000" w:space="0" w:sz="5" w:val="single"/>
+              <w:bottom w:color="000000" w:space="0" w:sz="5" w:val="single"/>
+              <w:right w:color="000000" w:space="0" w:sz="5" w:val="single"/>
+            </w:tcBorders>
+            <w:tcMar>
+              <w:top w:w="0.0" w:type="dxa"/>
+              <w:left w:w="100.0" w:type="dxa"/>
+              <w:bottom w:w="0.0" w:type="dxa"/>
+              <w:right w:w="100.0" w:type="dxa"/>
+            </w:tcMar>
+            <w:vAlign w:val="top"/>
+          </w:tcPr>
+          <w:p>
+            <w:pPr>
+              <w:spacing w:after="160" w:line="259.00079999999997" w:lineRule="auto"/>
               <w:jc w:val="center"/>
-              <w:rPr>
-                <w:b w:val="1"/>
-                <w:bCs w:val="1"/>
-                <w:sz w:val="18"/>
-                <w:szCs w:val="18"/>
-              </w:rPr>
-            </w:pPr>
-            <w:r>
-              <w:rPr>
-                <w:rtl w:val="0"/>
-              </w:rPr>
-            </w:r>
-          </w:p>
-        </w:tc>
-        <w:tc>
-          <w:tcPr/>
-          <w:p>
-            <w:pPr>
+              <w:rPr/>
+            </w:pPr>
+            <w:r>
+              <w:rPr>
+                <w:rtl w:val="0"/>
+              </w:rPr>
+            </w:r>
+          </w:p>
+        </w:tc>
+        <w:tc>
+          <w:tcPr>
+            <w:tcBorders>
+              <w:top w:color="000000" w:space="0" w:sz="5" w:val="single"/>
+              <w:left w:color="000000" w:space="0" w:sz="5" w:val="single"/>
+              <w:bottom w:color="000000" w:space="0" w:sz="5" w:val="single"/>
+              <w:right w:color="000000" w:space="0" w:sz="5" w:val="single"/>
+            </w:tcBorders>
+            <w:tcMar>
+              <w:top w:w="0.0" w:type="dxa"/>
+              <w:left w:w="100.0" w:type="dxa"/>
+              <w:bottom w:w="0.0" w:type="dxa"/>
+              <w:right w:w="100.0" w:type="dxa"/>
+            </w:tcMar>
+            <w:vAlign w:val="top"/>
+          </w:tcPr>
+          <w:p>
+            <w:pPr>
+              <w:spacing w:after="160" w:line="259.00079999999997" w:lineRule="auto"/>
               <w:jc w:val="center"/>
-              <w:rPr>
-                <w:b w:val="1"/>
-                <w:bCs w:val="1"/>
-                <w:sz w:val="18"/>
-                <w:szCs w:val="18"/>
-              </w:rPr>
-            </w:pPr>
-            <w:r>
-              <w:rPr>
-                <w:rtl w:val="0"/>
-              </w:rPr>
+              <w:rPr/>
+            </w:pPr>
+            <w:r>
+              <w:rPr>
+                <w:rtl w:val="0"/>
+              </w:rPr>
+              <w:t xml:space="preserve">Aplico</w:t>
+            </w:r>
+            <w:r>
+              <w:rPr>
+                <w:rtl w:val="0"/>
+              </w:rPr>
+              <w:t xml:space="preserve"> rigurosamente estándares de seguridad (OWASP Top 10, sanitización, RBAC), requiriendo solo actualización constante ante nuevas amenazas tecnológicas.</w:t>
             </w:r>
           </w:p>
         </w:tc>
@@ -3333,135 +3801,206 @@
           <w:tblHeader w:val="0"/>
         </w:trPr>
         <w:tc>
-          <w:tcPr/>
-          <w:p>
-            <w:pPr>
+          <w:tcPr>
+            <w:tcBorders>
+              <w:top w:color="000000" w:space="0" w:sz="5" w:val="single"/>
+              <w:left w:color="000000" w:space="0" w:sz="5" w:val="single"/>
+              <w:bottom w:color="000000" w:space="0" w:sz="5" w:val="single"/>
+              <w:right w:color="000000" w:space="0" w:sz="5" w:val="single"/>
+            </w:tcBorders>
+            <w:tcMar>
+              <w:top w:w="0.0" w:type="dxa"/>
+              <w:left w:w="100.0" w:type="dxa"/>
+              <w:bottom w:w="0.0" w:type="dxa"/>
+              <w:right w:w="100.0" w:type="dxa"/>
+            </w:tcMar>
+            <w:vAlign w:val="top"/>
+          </w:tcPr>
+          <w:p>
+            <w:pPr>
+              <w:spacing w:after="160" w:line="259.00079999999997" w:lineRule="auto"/>
               <w:jc w:val="center"/>
-              <w:rPr>
-                <w:b w:val="1"/>
-                <w:bCs w:val="1"/>
-                <w:sz w:val="18"/>
-                <w:szCs w:val="18"/>
-              </w:rPr>
-            </w:pPr>
-            <w:r>
-              <w:rPr>
-                <w:rtl w:val="0"/>
-              </w:rPr>
-            </w:r>
-          </w:p>
-        </w:tc>
-        <w:tc>
-          <w:tcPr/>
+              <w:rPr/>
+            </w:pPr>
+            <w:r>
+              <w:rPr>
+                <w:rtl w:val="0"/>
+              </w:rPr>
+              <w:t xml:space="preserve">Gestionar proyectos informáticos, ofreciendo alternativas para la toma de decisiones de acuerdo a los requerimientos de la organización.</w:t>
+            </w:r>
+          </w:p>
+        </w:tc>
+        <w:tc>
+          <w:tcPr>
+            <w:tcBorders>
+              <w:top w:color="000000" w:space="0" w:sz="5" w:val="single"/>
+              <w:left w:color="000000" w:space="0" w:sz="5" w:val="single"/>
+              <w:bottom w:color="000000" w:space="0" w:sz="5" w:val="single"/>
+              <w:right w:color="000000" w:space="0" w:sz="5" w:val="single"/>
+            </w:tcBorders>
+            <w:tcMar>
+              <w:top w:w="0.0" w:type="dxa"/>
+              <w:left w:w="100.0" w:type="dxa"/>
+              <w:bottom w:w="0.0" w:type="dxa"/>
+              <w:right w:w="100.0" w:type="dxa"/>
+            </w:tcMar>
+            <w:vAlign w:val="top"/>
+          </w:tcPr>
           <w:p>
             <w:pPr>
               <w:jc w:val="center"/>
-              <w:rPr>
-                <w:b w:val="1"/>
-                <w:bCs w:val="1"/>
-                <w:sz w:val="18"/>
-                <w:szCs w:val="18"/>
-              </w:rPr>
-            </w:pPr>
-            <w:r>
-              <w:rPr>
-                <w:rtl w:val="0"/>
-              </w:rPr>
-            </w:r>
-          </w:p>
-        </w:tc>
-        <w:tc>
-          <w:tcPr/>
-          <w:p>
-            <w:pPr>
+              <w:rPr/>
+            </w:pPr>
+            <w:r>
+              <w:rPr>
+                <w:rtl w:val="0"/>
+              </w:rPr>
+              <w:t xml:space="preserve">X</w:t>
+            </w:r>
+          </w:p>
+        </w:tc>
+        <w:tc>
+          <w:tcPr>
+            <w:tcBorders>
+              <w:top w:color="000000" w:space="0" w:sz="5" w:val="single"/>
+              <w:left w:color="000000" w:space="0" w:sz="5" w:val="single"/>
+              <w:bottom w:color="000000" w:space="0" w:sz="5" w:val="single"/>
+              <w:right w:color="000000" w:space="0" w:sz="5" w:val="single"/>
+            </w:tcBorders>
+            <w:tcMar>
+              <w:top w:w="0.0" w:type="dxa"/>
+              <w:left w:w="100.0" w:type="dxa"/>
+              <w:bottom w:w="0.0" w:type="dxa"/>
+              <w:right w:w="100.0" w:type="dxa"/>
+            </w:tcMar>
+            <w:vAlign w:val="top"/>
+          </w:tcPr>
+          <w:p>
+            <w:pPr>
+              <w:spacing w:after="160" w:line="259.00079999999997" w:lineRule="auto"/>
               <w:jc w:val="center"/>
-              <w:rPr>
-                <w:b w:val="1"/>
-                <w:bCs w:val="1"/>
-                <w:sz w:val="18"/>
-                <w:szCs w:val="18"/>
-              </w:rPr>
-            </w:pPr>
-            <w:r>
-              <w:rPr>
-                <w:rtl w:val="0"/>
-              </w:rPr>
-            </w:r>
-          </w:p>
-        </w:tc>
-        <w:tc>
-          <w:tcPr/>
+              <w:rPr/>
+            </w:pPr>
+            <w:r>
+              <w:rPr>
+                <w:rtl w:val="0"/>
+              </w:rPr>
+            </w:r>
+          </w:p>
+        </w:tc>
+        <w:tc>
+          <w:tcPr>
+            <w:tcBorders>
+              <w:top w:color="000000" w:space="0" w:sz="5" w:val="single"/>
+              <w:left w:color="000000" w:space="0" w:sz="5" w:val="single"/>
+              <w:bottom w:color="000000" w:space="0" w:sz="5" w:val="single"/>
+              <w:right w:color="000000" w:space="0" w:sz="5" w:val="single"/>
+            </w:tcBorders>
+            <w:tcMar>
+              <w:top w:w="0.0" w:type="dxa"/>
+              <w:left w:w="100.0" w:type="dxa"/>
+              <w:bottom w:w="0.0" w:type="dxa"/>
+              <w:right w:w="100.0" w:type="dxa"/>
+            </w:tcMar>
+            <w:vAlign w:val="top"/>
+          </w:tcPr>
           <w:p>
             <w:pPr>
               <w:jc w:val="center"/>
-              <w:rPr>
-                <w:b w:val="1"/>
-                <w:bCs w:val="1"/>
-                <w:sz w:val="18"/>
-                <w:szCs w:val="18"/>
-              </w:rPr>
-            </w:pPr>
-            <w:r>
-              <w:rPr>
-                <w:rtl w:val="0"/>
-              </w:rPr>
-            </w:r>
-          </w:p>
-        </w:tc>
-        <w:tc>
-          <w:tcPr/>
-          <w:p>
-            <w:pPr>
+              <w:rPr/>
+            </w:pPr>
+            <w:r>
+              <w:rPr>
+                <w:rtl w:val="0"/>
+              </w:rPr>
+            </w:r>
+          </w:p>
+        </w:tc>
+        <w:tc>
+          <w:tcPr>
+            <w:tcBorders>
+              <w:top w:color="000000" w:space="0" w:sz="5" w:val="single"/>
+              <w:left w:color="000000" w:space="0" w:sz="5" w:val="single"/>
+              <w:bottom w:color="000000" w:space="0" w:sz="5" w:val="single"/>
+              <w:right w:color="000000" w:space="0" w:sz="5" w:val="single"/>
+            </w:tcBorders>
+            <w:tcMar>
+              <w:top w:w="0.0" w:type="dxa"/>
+              <w:left w:w="100.0" w:type="dxa"/>
+              <w:bottom w:w="0.0" w:type="dxa"/>
+              <w:right w:w="100.0" w:type="dxa"/>
+            </w:tcMar>
+            <w:vAlign w:val="top"/>
+          </w:tcPr>
+          <w:p>
+            <w:pPr>
+              <w:spacing w:after="160" w:line="259.00079999999997" w:lineRule="auto"/>
               <w:jc w:val="center"/>
-              <w:rPr>
-                <w:b w:val="1"/>
-                <w:bCs w:val="1"/>
-                <w:sz w:val="18"/>
-                <w:szCs w:val="18"/>
-              </w:rPr>
-            </w:pPr>
-            <w:r>
-              <w:rPr>
-                <w:rtl w:val="0"/>
-              </w:rPr>
-            </w:r>
-          </w:p>
-        </w:tc>
-        <w:tc>
-          <w:tcPr/>
-          <w:p>
-            <w:pPr>
+              <w:rPr/>
+            </w:pPr>
+            <w:r>
+              <w:rPr>
+                <w:rtl w:val="0"/>
+              </w:rPr>
+            </w:r>
+          </w:p>
+        </w:tc>
+        <w:tc>
+          <w:tcPr>
+            <w:tcBorders>
+              <w:top w:color="000000" w:space="0" w:sz="5" w:val="single"/>
+              <w:left w:color="000000" w:space="0" w:sz="5" w:val="single"/>
+              <w:bottom w:color="000000" w:space="0" w:sz="5" w:val="single"/>
+              <w:right w:color="000000" w:space="0" w:sz="5" w:val="single"/>
+            </w:tcBorders>
+            <w:tcMar>
+              <w:top w:w="0.0" w:type="dxa"/>
+              <w:left w:w="100.0" w:type="dxa"/>
+              <w:bottom w:w="0.0" w:type="dxa"/>
+              <w:right w:w="100.0" w:type="dxa"/>
+            </w:tcMar>
+            <w:vAlign w:val="top"/>
+          </w:tcPr>
+          <w:p>
+            <w:pPr>
+              <w:spacing w:after="160" w:line="259.00079999999997" w:lineRule="auto"/>
               <w:jc w:val="center"/>
-              <w:rPr>
-                <w:b w:val="1"/>
-                <w:bCs w:val="1"/>
-                <w:sz w:val="18"/>
-                <w:szCs w:val="18"/>
-              </w:rPr>
-            </w:pPr>
-            <w:r>
-              <w:rPr>
-                <w:rtl w:val="0"/>
-              </w:rPr>
-            </w:r>
-          </w:p>
-        </w:tc>
-        <w:tc>
-          <w:tcPr/>
-          <w:p>
-            <w:pPr>
+              <w:rPr/>
+            </w:pPr>
+            <w:r>
+              <w:rPr>
+                <w:rtl w:val="0"/>
+              </w:rPr>
+            </w:r>
+          </w:p>
+        </w:tc>
+        <w:tc>
+          <w:tcPr>
+            <w:tcBorders>
+              <w:top w:color="000000" w:space="0" w:sz="5" w:val="single"/>
+              <w:left w:color="000000" w:space="0" w:sz="5" w:val="single"/>
+              <w:bottom w:color="000000" w:space="0" w:sz="5" w:val="single"/>
+              <w:right w:color="000000" w:space="0" w:sz="5" w:val="single"/>
+            </w:tcBorders>
+            <w:tcMar>
+              <w:top w:w="0.0" w:type="dxa"/>
+              <w:left w:w="100.0" w:type="dxa"/>
+              <w:bottom w:w="0.0" w:type="dxa"/>
+              <w:right w:w="100.0" w:type="dxa"/>
+            </w:tcMar>
+            <w:vAlign w:val="top"/>
+          </w:tcPr>
+          <w:p>
+            <w:pPr>
+              <w:spacing w:after="160" w:line="259.00079999999997" w:lineRule="auto"/>
               <w:jc w:val="center"/>
-              <w:rPr>
-                <w:b w:val="1"/>
-                <w:bCs w:val="1"/>
-                <w:sz w:val="18"/>
-                <w:szCs w:val="18"/>
-              </w:rPr>
-            </w:pPr>
-            <w:r>
-              <w:rPr>
-                <w:rtl w:val="0"/>
-              </w:rPr>
+              <w:rPr/>
+            </w:pPr>
+            <w:r>
+              <w:rPr>
+                <w:rtl w:val="0"/>
+              </w:rPr>
+              <w:t xml:space="preserve">Aplico metodologías ágiles (Scrum) con eficacia, gestionando bien los sprints, aunque busco mejorar en la estimación de riesgos a largo plazo.</w:t>
             </w:r>
           </w:p>
         </w:tc>
@@ -3473,135 +4012,207 @@
           <w:tblHeader w:val="0"/>
         </w:trPr>
         <w:tc>
-          <w:tcPr/>
-          <w:p>
-            <w:pPr>
+          <w:tcPr>
+            <w:tcBorders>
+              <w:top w:color="000000" w:space="0" w:sz="5" w:val="single"/>
+              <w:left w:color="000000" w:space="0" w:sz="5" w:val="single"/>
+              <w:bottom w:color="000000" w:space="0" w:sz="5" w:val="single"/>
+              <w:right w:color="000000" w:space="0" w:sz="5" w:val="single"/>
+            </w:tcBorders>
+            <w:tcMar>
+              <w:top w:w="0.0" w:type="dxa"/>
+              <w:left w:w="100.0" w:type="dxa"/>
+              <w:bottom w:w="0.0" w:type="dxa"/>
+              <w:right w:w="100.0" w:type="dxa"/>
+            </w:tcMar>
+            <w:vAlign w:val="top"/>
+          </w:tcPr>
+          <w:p>
+            <w:pPr>
+              <w:spacing w:after="160" w:line="259.00079999999997" w:lineRule="auto"/>
               <w:jc w:val="center"/>
-              <w:rPr>
-                <w:b w:val="1"/>
-                <w:bCs w:val="1"/>
-                <w:sz w:val="18"/>
-                <w:szCs w:val="18"/>
-              </w:rPr>
-            </w:pPr>
-            <w:r>
-              <w:rPr>
-                <w:rtl w:val="0"/>
-              </w:rPr>
-            </w:r>
-          </w:p>
-        </w:tc>
-        <w:tc>
-          <w:tcPr/>
-          <w:p>
-            <w:pPr>
+              <w:rPr/>
+            </w:pPr>
+            <w:r>
+              <w:rPr>
+                <w:rtl w:val="0"/>
+              </w:rPr>
+              <w:t xml:space="preserve">Desarrollar la transformación de grandes volúmenes de datos para la obtención de información y conocimiento de la organización a fin de apoyar la toma de decisiones.</w:t>
+            </w:r>
+          </w:p>
+        </w:tc>
+        <w:tc>
+          <w:tcPr>
+            <w:tcBorders>
+              <w:top w:color="000000" w:space="0" w:sz="5" w:val="single"/>
+              <w:left w:color="000000" w:space="0" w:sz="5" w:val="single"/>
+              <w:bottom w:color="000000" w:space="0" w:sz="5" w:val="single"/>
+              <w:right w:color="000000" w:space="0" w:sz="5" w:val="single"/>
+            </w:tcBorders>
+            <w:tcMar>
+              <w:top w:w="0.0" w:type="dxa"/>
+              <w:left w:w="100.0" w:type="dxa"/>
+              <w:bottom w:w="0.0" w:type="dxa"/>
+              <w:right w:w="100.0" w:type="dxa"/>
+            </w:tcMar>
+            <w:vAlign w:val="top"/>
+          </w:tcPr>
+          <w:p>
+            <w:pPr>
+              <w:spacing w:after="160" w:line="259.00079999999997" w:lineRule="auto"/>
               <w:jc w:val="center"/>
-              <w:rPr>
-                <w:b w:val="1"/>
-                <w:bCs w:val="1"/>
-                <w:sz w:val="18"/>
-                <w:szCs w:val="18"/>
-              </w:rPr>
-            </w:pPr>
-            <w:r>
-              <w:rPr>
-                <w:rtl w:val="0"/>
-              </w:rPr>
-            </w:r>
-          </w:p>
-        </w:tc>
-        <w:tc>
-          <w:tcPr/>
+              <w:rPr/>
+            </w:pPr>
+            <w:r>
+              <w:rPr>
+                <w:rtl w:val="0"/>
+              </w:rPr>
+              <w:t xml:space="preserve">X</w:t>
+            </w:r>
+          </w:p>
+        </w:tc>
+        <w:tc>
+          <w:tcPr>
+            <w:tcBorders>
+              <w:top w:color="000000" w:space="0" w:sz="5" w:val="single"/>
+              <w:left w:color="000000" w:space="0" w:sz="5" w:val="single"/>
+              <w:bottom w:color="000000" w:space="0" w:sz="5" w:val="single"/>
+              <w:right w:color="000000" w:space="0" w:sz="5" w:val="single"/>
+            </w:tcBorders>
+            <w:tcMar>
+              <w:top w:w="0.0" w:type="dxa"/>
+              <w:left w:w="100.0" w:type="dxa"/>
+              <w:bottom w:w="0.0" w:type="dxa"/>
+              <w:right w:w="100.0" w:type="dxa"/>
+            </w:tcMar>
+            <w:vAlign w:val="top"/>
+          </w:tcPr>
           <w:p>
             <w:pPr>
               <w:jc w:val="center"/>
-              <w:rPr>
-                <w:b w:val="1"/>
-                <w:bCs w:val="1"/>
-                <w:sz w:val="18"/>
-                <w:szCs w:val="18"/>
-              </w:rPr>
-            </w:pPr>
-            <w:r>
-              <w:rPr>
-                <w:rtl w:val="0"/>
-              </w:rPr>
-            </w:r>
-          </w:p>
-        </w:tc>
-        <w:tc>
-          <w:tcPr/>
-          <w:p>
-            <w:pPr>
+              <w:rPr/>
+            </w:pPr>
+            <w:r>
+              <w:rPr>
+                <w:rtl w:val="0"/>
+              </w:rPr>
+            </w:r>
+          </w:p>
+        </w:tc>
+        <w:tc>
+          <w:tcPr>
+            <w:tcBorders>
+              <w:top w:color="000000" w:space="0" w:sz="5" w:val="single"/>
+              <w:left w:color="000000" w:space="0" w:sz="5" w:val="single"/>
+              <w:bottom w:color="000000" w:space="0" w:sz="5" w:val="single"/>
+              <w:right w:color="000000" w:space="0" w:sz="5" w:val="single"/>
+            </w:tcBorders>
+            <w:tcMar>
+              <w:top w:w="0.0" w:type="dxa"/>
+              <w:left w:w="100.0" w:type="dxa"/>
+              <w:bottom w:w="0.0" w:type="dxa"/>
+              <w:right w:w="100.0" w:type="dxa"/>
+            </w:tcMar>
+            <w:vAlign w:val="top"/>
+          </w:tcPr>
+          <w:p>
+            <w:pPr>
+              <w:spacing w:after="160" w:line="259.00079999999997" w:lineRule="auto"/>
               <w:jc w:val="center"/>
-              <w:rPr>
-                <w:b w:val="1"/>
-                <w:bCs w:val="1"/>
-                <w:sz w:val="18"/>
-                <w:szCs w:val="18"/>
-              </w:rPr>
-            </w:pPr>
-            <w:r>
-              <w:rPr>
-                <w:rtl w:val="0"/>
-              </w:rPr>
-            </w:r>
-          </w:p>
-        </w:tc>
-        <w:tc>
-          <w:tcPr/>
-          <w:p>
-            <w:pPr>
+              <w:rPr/>
+            </w:pPr>
+            <w:r>
+              <w:rPr>
+                <w:rtl w:val="0"/>
+              </w:rPr>
+            </w:r>
+          </w:p>
+        </w:tc>
+        <w:tc>
+          <w:tcPr>
+            <w:tcBorders>
+              <w:top w:color="000000" w:space="0" w:sz="5" w:val="single"/>
+              <w:left w:color="000000" w:space="0" w:sz="5" w:val="single"/>
+              <w:bottom w:color="000000" w:space="0" w:sz="5" w:val="single"/>
+              <w:right w:color="000000" w:space="0" w:sz="5" w:val="single"/>
+            </w:tcBorders>
+            <w:tcMar>
+              <w:top w:w="0.0" w:type="dxa"/>
+              <w:left w:w="100.0" w:type="dxa"/>
+              <w:bottom w:w="0.0" w:type="dxa"/>
+              <w:right w:w="100.0" w:type="dxa"/>
+            </w:tcMar>
+            <w:vAlign w:val="top"/>
+          </w:tcPr>
+          <w:p>
+            <w:pPr>
+              <w:spacing w:after="160" w:line="259.00079999999997" w:lineRule="auto"/>
               <w:jc w:val="center"/>
-              <w:rPr>
-                <w:b w:val="1"/>
-                <w:bCs w:val="1"/>
-                <w:sz w:val="18"/>
-                <w:szCs w:val="18"/>
-              </w:rPr>
-            </w:pPr>
-            <w:r>
-              <w:rPr>
-                <w:rtl w:val="0"/>
-              </w:rPr>
-            </w:r>
-          </w:p>
-        </w:tc>
-        <w:tc>
-          <w:tcPr/>
-          <w:p>
-            <w:pPr>
+              <w:rPr/>
+            </w:pPr>
+            <w:r>
+              <w:rPr>
+                <w:rtl w:val="0"/>
+              </w:rPr>
+            </w:r>
+          </w:p>
+        </w:tc>
+        <w:tc>
+          <w:tcPr>
+            <w:tcBorders>
+              <w:top w:color="000000" w:space="0" w:sz="5" w:val="single"/>
+              <w:left w:color="000000" w:space="0" w:sz="5" w:val="single"/>
+              <w:bottom w:color="000000" w:space="0" w:sz="5" w:val="single"/>
+              <w:right w:color="000000" w:space="0" w:sz="5" w:val="single"/>
+            </w:tcBorders>
+            <w:tcMar>
+              <w:top w:w="0.0" w:type="dxa"/>
+              <w:left w:w="100.0" w:type="dxa"/>
+              <w:bottom w:w="0.0" w:type="dxa"/>
+              <w:right w:w="100.0" w:type="dxa"/>
+            </w:tcMar>
+            <w:vAlign w:val="top"/>
+          </w:tcPr>
+          <w:p>
+            <w:pPr>
+              <w:spacing w:after="160" w:line="259.00079999999997" w:lineRule="auto"/>
               <w:jc w:val="center"/>
-              <w:rPr>
-                <w:b w:val="1"/>
-                <w:bCs w:val="1"/>
-                <w:sz w:val="18"/>
-                <w:szCs w:val="18"/>
-              </w:rPr>
-            </w:pPr>
-            <w:r>
-              <w:rPr>
-                <w:rtl w:val="0"/>
-              </w:rPr>
-            </w:r>
-          </w:p>
-        </w:tc>
-        <w:tc>
-          <w:tcPr/>
-          <w:p>
-            <w:pPr>
+              <w:rPr/>
+            </w:pPr>
+            <w:r>
+              <w:rPr>
+                <w:rtl w:val="0"/>
+              </w:rPr>
+            </w:r>
+          </w:p>
+        </w:tc>
+        <w:tc>
+          <w:tcPr>
+            <w:tcBorders>
+              <w:top w:color="000000" w:space="0" w:sz="5" w:val="single"/>
+              <w:left w:color="000000" w:space="0" w:sz="5" w:val="single"/>
+              <w:bottom w:color="000000" w:space="0" w:sz="5" w:val="single"/>
+              <w:right w:color="000000" w:space="0" w:sz="5" w:val="single"/>
+            </w:tcBorders>
+            <w:tcMar>
+              <w:top w:w="0.0" w:type="dxa"/>
+              <w:left w:w="100.0" w:type="dxa"/>
+              <w:bottom w:w="0.0" w:type="dxa"/>
+              <w:right w:w="100.0" w:type="dxa"/>
+            </w:tcMar>
+            <w:vAlign w:val="top"/>
+          </w:tcPr>
+          <w:p>
+            <w:pPr>
+              <w:spacing w:after="160" w:line="259.00079999999997" w:lineRule="auto"/>
               <w:jc w:val="center"/>
-              <w:rPr>
-                <w:b w:val="1"/>
-                <w:bCs w:val="1"/>
-                <w:sz w:val="18"/>
-                <w:szCs w:val="18"/>
-              </w:rPr>
-            </w:pPr>
-            <w:r>
-              <w:rPr>
-                <w:rtl w:val="0"/>
-              </w:rPr>
+              <w:rPr/>
+            </w:pPr>
+            <w:r>
+              <w:rPr>
+                <w:rtl w:val="0"/>
+              </w:rPr>
+              <w:t xml:space="preserve">Mi enfoque ha sido principalmente transaccional (OLTP);manejo el ecosistema de Big Data, Minería de Datos y Data Science en plataformas de vanguardia como GCP y Microsoft.</w:t>
             </w:r>
           </w:p>
         </w:tc>
@@ -4256,12 +4867,12 @@
               <wp:inline distB="0" distT="0" distL="0" distR="0">
                 <wp:extent cx="1996440" cy="428625"/>
                 <wp:effectExtent b="0" l="0" r="0" t="0"/>
-                <wp:docPr descr="http://www.duoc.cl/normasgraficas/normasgraficas/marca-duoc/6logo-fondo-transparente/fondo-transparente.png" id="34" name="image1.png"/>
+                <wp:docPr descr="http://www.duoc.cl/normasgraficas/normasgraficas/marca-duoc/6logo-fondo-transparente/fondo-transparente.png" id="34" name="image2.png"/>
                 <a:graphic>
                   <a:graphicData uri="http://schemas.openxmlformats.org/drawingml/2006/picture">
                     <pic:pic>
                       <pic:nvPicPr>
-                        <pic:cNvPr descr="http://www.duoc.cl/normasgraficas/normasgraficas/marca-duoc/6logo-fondo-transparente/fondo-transparente.png" id="0" name="image1.png"/>
+                        <pic:cNvPr descr="http://www.duoc.cl/normasgraficas/normasgraficas/marca-duoc/6logo-fondo-transparente/fondo-transparente.png" id="0" name="image2.png"/>
                         <pic:cNvPicPr preferRelativeResize="0"/>
                       </pic:nvPicPr>
                       <pic:blipFill>
@@ -4446,12 +5057,12 @@
               <wp:inline distB="0" distT="0" distL="0" distR="0">
                 <wp:extent cx="363448" cy="578253"/>
                 <wp:effectExtent b="0" l="0" r="0" t="0"/>
-                <wp:docPr id="36" name="image2.png"/>
+                <wp:docPr id="36" name="image3.png"/>
                 <a:graphic>
                   <a:graphicData uri="http://schemas.openxmlformats.org/drawingml/2006/picture">
                     <pic:pic>
                       <pic:nvPicPr>
-                        <pic:cNvPr id="0" name="image2.png"/>
+                        <pic:cNvPr id="0" name="image3.png"/>
                         <pic:cNvPicPr preferRelativeResize="0"/>
                       </pic:nvPicPr>
                       <pic:blipFill>
@@ -4602,12 +5213,12 @@
               <wp:inline distB="0" distT="0" distL="0" distR="0">
                 <wp:extent cx="1908834" cy="470407"/>
                 <wp:effectExtent b="0" l="0" r="0" t="0"/>
-                <wp:docPr id="35" name="image3.png"/>
+                <wp:docPr id="35" name="image1.png"/>
                 <a:graphic>
                   <a:graphicData uri="http://schemas.openxmlformats.org/drawingml/2006/picture">
                     <pic:pic>
                       <pic:nvPicPr>
-                        <pic:cNvPr id="0" name="image3.png"/>
+                        <pic:cNvPr id="0" name="image1.png"/>
                         <pic:cNvPicPr preferRelativeResize="0"/>
                       </pic:nvPicPr>
                       <pic:blipFill>
